--- a/1/大学物理实验(2)/大学物理实验预习报告建议（学生） (1).docx
+++ b/1/大学物理实验(2)/大学物理实验预习报告建议（学生） (1).docx
@@ -1,6 +1,6 @@
 
 <file path=word/document.xml><?xml version="1.0" encoding="utf-8"?>
-<w:document xmlns:wpc="http://schemas.microsoft.com/office/word/2010/wordprocessingCanvas" xmlns:mc="http://schemas.openxmlformats.org/markup-compatibility/2006" xmlns:o="urn:schemas-microsoft-com:office:office" xmlns:r="http://schemas.openxmlformats.org/officeDocument/2006/relationships" xmlns:m="http://schemas.openxmlformats.org/officeDocument/2006/math" xmlns:v="urn:schemas-microsoft-com:vml" xmlns:wp14="http://schemas.microsoft.com/office/word/2010/wordprocessingDrawing" xmlns:wp="http://schemas.openxmlformats.org/drawingml/2006/wordprocessingDrawing" xmlns:w10="urn:schemas-microsoft-com:office:word" xmlns:w="http://schemas.openxmlformats.org/wordprocessingml/2006/main" xmlns:w14="http://schemas.microsoft.com/office/word/2010/wordml" xmlns:wpg="http://schemas.microsoft.com/office/word/2010/wordprocessingGroup" xmlns:wpi="http://schemas.microsoft.com/office/word/2010/wordprocessingInk" xmlns:wne="http://schemas.microsoft.com/office/word/2006/wordml" xmlns:wps="http://schemas.microsoft.com/office/word/2010/wordprocessingShape" mc:Ignorable="w14 wp14">
+<w:document xmlns:wpc="http://schemas.microsoft.com/office/word/2010/wordprocessingCanvas" xmlns:cx="http://schemas.microsoft.com/office/drawing/2014/chartex" xmlns:cx1="http://schemas.microsoft.com/office/drawing/2015/9/8/chartex" xmlns:cx2="http://schemas.microsoft.com/office/drawing/2015/10/21/chartex" xmlns:cx3="http://schemas.microsoft.com/office/drawing/2016/5/9/chartex" xmlns:cx4="http://schemas.microsoft.com/office/drawing/2016/5/10/chartex" xmlns:cx5="http://schemas.microsoft.com/office/drawing/2016/5/11/chartex" xmlns:cx6="http://schemas.microsoft.com/office/drawing/2016/5/12/chartex" xmlns:cx7="http://schemas.microsoft.com/office/drawing/2016/5/13/chartex" xmlns:cx8="http://schemas.microsoft.com/office/drawing/2016/5/14/chartex" xmlns:mc="http://schemas.openxmlformats.org/markup-compatibility/2006" xmlns:aink="http://schemas.microsoft.com/office/drawing/2016/ink" xmlns:am3d="http://schemas.microsoft.com/office/drawing/2017/model3d" xmlns:o="urn:schemas-microsoft-com:office:office" xmlns:oel="http://schemas.microsoft.com/office/2019/extlst" xmlns:r="http://schemas.openxmlformats.org/officeDocument/2006/relationships" xmlns:m="http://schemas.openxmlformats.org/officeDocument/2006/math" xmlns:v="urn:schemas-microsoft-com:vml" xmlns:wp14="http://schemas.microsoft.com/office/word/2010/wordprocessingDrawing" xmlns:wp="http://schemas.openxmlformats.org/drawingml/2006/wordprocessingDrawing" xmlns:w10="urn:schemas-microsoft-com:office:word" xmlns:w="http://schemas.openxmlformats.org/wordprocessingml/2006/main" xmlns:w14="http://schemas.microsoft.com/office/word/2010/wordml" xmlns:w15="http://schemas.microsoft.com/office/word/2012/wordml" xmlns:w16cex="http://schemas.microsoft.com/office/word/2018/wordml/cex" xmlns:w16cid="http://schemas.microsoft.com/office/word/2016/wordml/cid" xmlns:w16="http://schemas.microsoft.com/office/word/2018/wordml" xmlns:w16du="http://schemas.microsoft.com/office/word/2023/wordml/word16du" xmlns:w16sdtdh="http://schemas.microsoft.com/office/word/2020/wordml/sdtdatahash" xmlns:w16sdtfl="http://schemas.microsoft.com/office/word/2024/wordml/sdtformatlock" xmlns:w16se="http://schemas.microsoft.com/office/word/2015/wordml/symex" xmlns:wpg="http://schemas.microsoft.com/office/word/2010/wordprocessingGroup" xmlns:wpi="http://schemas.microsoft.com/office/word/2010/wordprocessingInk" xmlns:wne="http://schemas.microsoft.com/office/word/2006/wordml" xmlns:wps="http://schemas.microsoft.com/office/word/2010/wordprocessingShape" mc:Ignorable="w14 w15 w16se w16cid w16 w16cex w16sdtdh w16sdtfl w16du wp14">
   <w:body>
     <w:p>
       <w:pPr>
@@ -201,7 +201,7 @@
           <w:sz w:val="24"/>
           <w:szCs w:val="24"/>
         </w:rPr>
-        <w:pict>
+        <w:pict w14:anchorId="035AEE25">
           <v:rect id="_x0000_i1025" style="width:0;height:.75pt" o:hralign="center" o:hrstd="t" o:hrnoshade="t" o:hr="t" fillcolor="#404040" stroked="f"/>
         </w:pict>
       </w:r>
@@ -297,7 +297,7 @@
           <w:sz w:val="24"/>
           <w:szCs w:val="24"/>
         </w:rPr>
-        <w:pict>
+        <w:pict w14:anchorId="526EB657">
           <v:rect id="_x0000_i1026" style="width:0;height:.75pt" o:hralign="center" o:hrstd="t" o:hr="t" fillcolor="#a0a0a0" stroked="f"/>
         </w:pict>
       </w:r>
@@ -339,47 +339,7 @@
           <w:sz w:val="24"/>
           <w:szCs w:val="24"/>
         </w:rPr>
-        <w:t>（</w:t>
-      </w:r>
-      <w:r>
-        <w:rPr>
-          <w:rFonts w:ascii="Segoe UI" w:eastAsia="宋体" w:hAnsi="Segoe UI" w:cs="Segoe UI"/>
-          <w:color w:val="404040"/>
-          <w:kern w:val="0"/>
-          <w:sz w:val="24"/>
-          <w:szCs w:val="24"/>
-        </w:rPr>
-        <w:t>1-2</w:t>
-      </w:r>
-      <w:r>
-        <w:rPr>
-          <w:rFonts w:ascii="Segoe UI" w:eastAsia="宋体" w:hAnsi="Segoe UI" w:cs="Segoe UI"/>
-          <w:color w:val="404040"/>
-          <w:kern w:val="0"/>
-          <w:sz w:val="24"/>
-          <w:szCs w:val="24"/>
-        </w:rPr>
-        <w:t>个关键公式</w:t>
-      </w:r>
-      <w:r>
-        <w:rPr>
-          <w:rFonts w:ascii="Segoe UI" w:eastAsia="宋体" w:hAnsi="Segoe UI" w:cs="Segoe UI"/>
-          <w:color w:val="404040"/>
-          <w:kern w:val="0"/>
-          <w:sz w:val="24"/>
-          <w:szCs w:val="24"/>
-        </w:rPr>
-        <w:t>+</w:t>
-      </w:r>
-      <w:r>
-        <w:rPr>
-          <w:rFonts w:ascii="Segoe UI" w:eastAsia="宋体" w:hAnsi="Segoe UI" w:cs="Segoe UI"/>
-          <w:color w:val="404040"/>
-          <w:kern w:val="0"/>
-          <w:sz w:val="24"/>
-          <w:szCs w:val="24"/>
-        </w:rPr>
-        <w:t>文字说明）：</w:t>
+        <w:t>：</w:t>
       </w:r>
     </w:p>
     <w:p>
@@ -407,7 +367,27 @@
           <w:sz w:val="24"/>
           <w:szCs w:val="24"/>
         </w:rPr>
-        <w:t>公式：</w:t>
+        <w:t>公式</w:t>
+      </w:r>
+      <w:r>
+        <w:rPr>
+          <w:rFonts w:ascii="Segoe UI" w:eastAsia="宋体" w:hAnsi="Segoe UI" w:cs="Segoe UI" w:hint="eastAsia"/>
+          <w:color w:val="404040"/>
+          <w:kern w:val="0"/>
+          <w:sz w:val="24"/>
+          <w:szCs w:val="24"/>
+        </w:rPr>
+        <w:t>1</w:t>
+      </w:r>
+      <w:r>
+        <w:rPr>
+          <w:rFonts w:ascii="Segoe UI" w:eastAsia="宋体" w:hAnsi="Segoe UI" w:cs="Segoe UI"/>
+          <w:color w:val="404040"/>
+          <w:kern w:val="0"/>
+          <w:sz w:val="24"/>
+          <w:szCs w:val="24"/>
+        </w:rPr>
+        <w:t>：</w:t>
       </w:r>
       <w:r>
         <w:rPr>
@@ -419,8 +399,66 @@
         </w:rPr>
         <w:t>_________________________</w:t>
       </w:r>
-      <w:bookmarkStart w:id="0" w:name="_GoBack"/>
-      <w:bookmarkEnd w:id="0"/>
+      <w:r>
+        <w:rPr>
+          <w:rFonts w:ascii="Segoe UI" w:eastAsia="宋体" w:hAnsi="Segoe UI" w:cs="Segoe UI"/>
+          <w:color w:val="404040"/>
+          <w:kern w:val="0"/>
+          <w:sz w:val="24"/>
+          <w:szCs w:val="24"/>
+        </w:rPr>
+        <w:t>____________________________________________________________________________________________________</w:t>
+      </w:r>
+      <w:r>
+        <w:rPr>
+          <w:rFonts w:ascii="Segoe UI" w:eastAsia="宋体" w:hAnsi="Segoe UI" w:cs="Segoe UI" w:hint="eastAsia"/>
+          <w:color w:val="404040"/>
+          <w:kern w:val="0"/>
+          <w:sz w:val="24"/>
+          <w:szCs w:val="24"/>
+        </w:rPr>
+        <w:t xml:space="preserve"> </w:t>
+      </w:r>
+      <w:r>
+        <w:rPr>
+          <w:rFonts w:ascii="Segoe UI" w:eastAsia="宋体" w:hAnsi="Segoe UI" w:cs="Segoe UI" w:hint="eastAsia"/>
+          <w:color w:val="404040"/>
+          <w:kern w:val="0"/>
+          <w:sz w:val="24"/>
+          <w:szCs w:val="24"/>
+        </w:rPr>
+        <w:t>(</w:t>
+      </w:r>
+      <w:r>
+        <w:rPr>
+          <w:rFonts w:ascii="Segoe UI" w:eastAsia="宋体" w:hAnsi="Segoe UI" w:cs="Segoe UI" w:hint="eastAsia"/>
+          <w:color w:val="404040"/>
+          <w:kern w:val="0"/>
+          <w:sz w:val="24"/>
+          <w:szCs w:val="24"/>
+        </w:rPr>
+        <w:t>公式</w:t>
+      </w:r>
+      <w:r>
+        <w:rPr>
+          <w:rFonts w:ascii="Segoe UI" w:eastAsia="宋体" w:hAnsi="Segoe UI" w:cs="Segoe UI" w:hint="eastAsia"/>
+          <w:color w:val="404040"/>
+          <w:kern w:val="0"/>
+          <w:sz w:val="24"/>
+          <w:szCs w:val="24"/>
+        </w:rPr>
+        <w:t>、公式中的各符号含义、公式作用说明</w:t>
+      </w:r>
+      <w:r>
+        <w:rPr>
+          <w:rFonts w:ascii="Segoe UI" w:eastAsia="宋体" w:hAnsi="Segoe UI" w:cs="Segoe UI" w:hint="eastAsia"/>
+          <w:color w:val="404040"/>
+          <w:kern w:val="0"/>
+          <w:sz w:val="24"/>
+          <w:szCs w:val="24"/>
+        </w:rPr>
+        <w:t>)</w:t>
+      </w:r>
     </w:p>
     <w:p>
       <w:pPr>
@@ -432,22 +470,41 @@
         <w:spacing w:after="100" w:afterAutospacing="1"/>
         <w:jc w:val="left"/>
         <w:rPr>
-          <w:rFonts w:ascii="Segoe UI" w:eastAsia="宋体" w:hAnsi="Segoe UI" w:cs="Segoe UI"/>
-          <w:color w:val="404040"/>
-          <w:kern w:val="0"/>
-          <w:sz w:val="24"/>
-          <w:szCs w:val="24"/>
-        </w:rPr>
-      </w:pPr>
-      <w:r>
-        <w:rPr>
-          <w:rFonts w:ascii="Segoe UI" w:eastAsia="宋体" w:hAnsi="Segoe UI" w:cs="Segoe UI"/>
-          <w:color w:val="404040"/>
-          <w:kern w:val="0"/>
-          <w:sz w:val="24"/>
-          <w:szCs w:val="24"/>
-        </w:rPr>
-        <w:t>原理简述：</w:t>
+          <w:rFonts w:ascii="宋体" w:eastAsia="宋体" w:hAnsi="宋体" w:cs="宋体"/>
+          <w:kern w:val="0"/>
+          <w:sz w:val="24"/>
+          <w:szCs w:val="24"/>
+        </w:rPr>
+      </w:pPr>
+      <w:r>
+        <w:rPr>
+          <w:rFonts w:ascii="Segoe UI" w:eastAsia="宋体" w:hAnsi="Segoe UI" w:cs="Segoe UI"/>
+          <w:color w:val="404040"/>
+          <w:kern w:val="0"/>
+          <w:sz w:val="24"/>
+          <w:szCs w:val="24"/>
+        </w:rPr>
+        <w:t>原理</w:t>
+      </w:r>
+      <w:r>
+        <w:rPr>
+          <w:rFonts w:ascii="Segoe UI" w:eastAsia="宋体" w:hAnsi="Segoe UI" w:cs="Segoe UI" w:hint="eastAsia"/>
+          <w:color w:val="404040"/>
+          <w:kern w:val="0"/>
+          <w:sz w:val="24"/>
+          <w:szCs w:val="24"/>
+        </w:rPr>
+        <w:t>1</w:t>
+      </w:r>
+      <w:r>
+        <w:rPr>
+          <w:rFonts w:ascii="Segoe UI" w:eastAsia="宋体" w:hAnsi="Segoe UI" w:cs="Segoe UI"/>
+          <w:color w:val="404040"/>
+          <w:kern w:val="0"/>
+          <w:sz w:val="24"/>
+          <w:szCs w:val="24"/>
+        </w:rPr>
+        <w:t>：</w:t>
       </w:r>
       <w:r>
         <w:rPr>
@@ -467,34 +524,267 @@
           <w:sz w:val="24"/>
           <w:szCs w:val="24"/>
         </w:rPr>
-        <w:t>（不超过</w:t>
-      </w:r>
-      <w:r>
-        <w:rPr>
-          <w:rFonts w:ascii="Segoe UI" w:eastAsia="宋体" w:hAnsi="Segoe UI" w:cs="Segoe UI"/>
-          <w:color w:val="404040"/>
-          <w:kern w:val="0"/>
-          <w:sz w:val="24"/>
-          <w:szCs w:val="24"/>
-        </w:rPr>
-        <w:t>50</w:t>
-      </w:r>
-      <w:r>
-        <w:rPr>
-          <w:rFonts w:ascii="Segoe UI" w:eastAsia="宋体" w:hAnsi="Segoe UI" w:cs="Segoe UI"/>
-          <w:color w:val="404040"/>
-          <w:kern w:val="0"/>
-          <w:sz w:val="24"/>
-          <w:szCs w:val="24"/>
-        </w:rPr>
-        <w:t>字）</w:t>
+        <w:t>__________________________________________________________________________________________</w:t>
+      </w:r>
+      <w:r>
+        <w:rPr>
+          <w:rFonts w:ascii="Segoe UI" w:eastAsia="宋体" w:hAnsi="Segoe UI" w:cs="Segoe UI"/>
+          <w:color w:val="404040"/>
+          <w:kern w:val="0"/>
+          <w:sz w:val="24"/>
+          <w:szCs w:val="24"/>
+        </w:rPr>
+        <w:t>（</w:t>
+      </w:r>
+      <w:r>
+        <w:rPr>
+          <w:rFonts w:ascii="Segoe UI" w:eastAsia="宋体" w:hAnsi="Segoe UI" w:cs="Segoe UI" w:hint="eastAsia"/>
+          <w:color w:val="404040"/>
+          <w:kern w:val="0"/>
+          <w:sz w:val="24"/>
+          <w:szCs w:val="24"/>
+        </w:rPr>
+        <w:t>画图</w:t>
+      </w:r>
+      <w:r>
+        <w:rPr>
+          <w:rFonts w:ascii="Segoe UI" w:eastAsia="宋体" w:hAnsi="Segoe UI" w:cs="Segoe UI" w:hint="eastAsia"/>
+          <w:color w:val="404040"/>
+          <w:kern w:val="0"/>
+          <w:sz w:val="24"/>
+          <w:szCs w:val="24"/>
+        </w:rPr>
+        <w:t>!</w:t>
+      </w:r>
+      <w:r>
+        <w:rPr>
+          <w:rFonts w:ascii="Segoe UI" w:eastAsia="宋体" w:hAnsi="Segoe UI" w:cs="Segoe UI" w:hint="eastAsia"/>
+          <w:color w:val="404040"/>
+          <w:kern w:val="0"/>
+          <w:sz w:val="24"/>
+          <w:szCs w:val="24"/>
+        </w:rPr>
+        <w:t>画图</w:t>
+      </w:r>
+      <w:r>
+        <w:rPr>
+          <w:rFonts w:ascii="Segoe UI" w:eastAsia="宋体" w:hAnsi="Segoe UI" w:cs="Segoe UI" w:hint="eastAsia"/>
+          <w:color w:val="404040"/>
+          <w:kern w:val="0"/>
+          <w:sz w:val="24"/>
+          <w:szCs w:val="24"/>
+        </w:rPr>
+        <w:t>!</w:t>
+      </w:r>
+      <w:r>
+        <w:rPr>
+          <w:rFonts w:ascii="Segoe UI" w:eastAsia="宋体" w:hAnsi="Segoe UI" w:cs="Segoe UI" w:hint="eastAsia"/>
+          <w:color w:val="404040"/>
+          <w:kern w:val="0"/>
+          <w:sz w:val="24"/>
+          <w:szCs w:val="24"/>
+        </w:rPr>
+        <w:t>画图</w:t>
+      </w:r>
+      <w:r>
+        <w:rPr>
+          <w:rFonts w:ascii="Segoe UI" w:eastAsia="宋体" w:hAnsi="Segoe UI" w:cs="Segoe UI" w:hint="eastAsia"/>
+          <w:color w:val="404040"/>
+          <w:kern w:val="0"/>
+          <w:sz w:val="24"/>
+          <w:szCs w:val="24"/>
+        </w:rPr>
+        <w:t>!</w:t>
+      </w:r>
+      <w:r>
+        <w:rPr>
+          <w:rFonts w:ascii="Segoe UI" w:eastAsia="宋体" w:hAnsi="Segoe UI" w:cs="Segoe UI" w:hint="eastAsia"/>
+          <w:color w:val="404040"/>
+          <w:kern w:val="0"/>
+          <w:sz w:val="24"/>
+          <w:szCs w:val="24"/>
+        </w:rPr>
+        <w:t>、</w:t>
+      </w:r>
+      <w:r>
+        <w:rPr>
+          <w:rFonts w:ascii="Segoe UI" w:eastAsia="宋体" w:hAnsi="Segoe UI" w:cs="Segoe UI" w:hint="eastAsia"/>
+          <w:color w:val="404040"/>
+          <w:kern w:val="0"/>
+          <w:sz w:val="24"/>
+          <w:szCs w:val="24"/>
+        </w:rPr>
+        <w:t>详细</w:t>
+      </w:r>
+      <w:r>
+        <w:rPr>
+          <w:rFonts w:ascii="Segoe UI" w:eastAsia="宋体" w:hAnsi="Segoe UI" w:cs="Segoe UI" w:hint="eastAsia"/>
+          <w:color w:val="404040"/>
+          <w:kern w:val="0"/>
+          <w:sz w:val="24"/>
+          <w:szCs w:val="24"/>
+        </w:rPr>
+        <w:t>原理说明</w:t>
+      </w:r>
+      <w:r>
+        <w:rPr>
+          <w:rFonts w:ascii="Segoe UI" w:eastAsia="宋体" w:hAnsi="Segoe UI" w:cs="Segoe UI" w:hint="eastAsia"/>
+          <w:color w:val="404040"/>
+          <w:kern w:val="0"/>
+          <w:sz w:val="24"/>
+          <w:szCs w:val="24"/>
+        </w:rPr>
+        <w:t>、</w:t>
+      </w:r>
+      <w:r>
+        <w:rPr>
+          <w:rFonts w:ascii="Segoe UI" w:eastAsia="宋体" w:hAnsi="Segoe UI" w:cs="Segoe UI" w:hint="eastAsia"/>
+          <w:color w:val="404040"/>
+          <w:kern w:val="0"/>
+          <w:sz w:val="24"/>
+          <w:szCs w:val="24"/>
+        </w:rPr>
+        <w:t>公式</w:t>
+      </w:r>
+      <w:r>
+        <w:rPr>
+          <w:rFonts w:ascii="Segoe UI" w:eastAsia="宋体" w:hAnsi="Segoe UI" w:cs="Segoe UI" w:hint="eastAsia"/>
+          <w:color w:val="404040"/>
+          <w:kern w:val="0"/>
+          <w:sz w:val="24"/>
+          <w:szCs w:val="24"/>
+        </w:rPr>
+        <w:t>的</w:t>
+      </w:r>
+      <w:r>
+        <w:rPr>
+          <w:rFonts w:ascii="Segoe UI" w:eastAsia="宋体" w:hAnsi="Segoe UI" w:cs="Segoe UI" w:hint="eastAsia"/>
+          <w:color w:val="404040"/>
+          <w:kern w:val="0"/>
+          <w:sz w:val="24"/>
+          <w:szCs w:val="24"/>
+        </w:rPr>
+        <w:t>推导</w:t>
+      </w:r>
+      <w:r>
+        <w:rPr>
+          <w:rFonts w:ascii="Segoe UI" w:eastAsia="宋体" w:hAnsi="Segoe UI" w:cs="Segoe UI"/>
+          <w:color w:val="404040"/>
+          <w:kern w:val="0"/>
+          <w:sz w:val="24"/>
+          <w:szCs w:val="24"/>
+        </w:rPr>
+        <w:t>）</w:t>
+      </w:r>
+      <w:r>
+        <w:rPr>
+          <w:rFonts w:ascii="Segoe UI" w:eastAsia="宋体" w:hAnsi="Segoe UI" w:cs="Segoe UI" w:hint="eastAsia"/>
+          <w:color w:val="404040"/>
+          <w:kern w:val="0"/>
+          <w:sz w:val="24"/>
+          <w:szCs w:val="24"/>
+        </w:rPr>
+        <w:t xml:space="preserve"> </w:t>
       </w:r>
     </w:p>
     <w:p>
       <w:pPr>
         <w:widowControl/>
+        <w:numPr>
+          <w:ilvl w:val="1"/>
+          <w:numId w:val="1"/>
+        </w:numPr>
+        <w:spacing w:after="100" w:afterAutospacing="1"/>
         <w:jc w:val="left"/>
         <w:rPr>
+          <w:rFonts w:ascii="Segoe UI" w:eastAsia="宋体" w:hAnsi="Segoe UI" w:cs="Segoe UI"/>
+          <w:color w:val="404040"/>
+          <w:kern w:val="0"/>
+          <w:sz w:val="24"/>
+          <w:szCs w:val="24"/>
+        </w:rPr>
+      </w:pPr>
+      <w:r>
+        <w:rPr>
+          <w:rFonts w:ascii="Segoe UI" w:eastAsia="宋体" w:hAnsi="Segoe UI" w:cs="Segoe UI"/>
+          <w:color w:val="404040"/>
+          <w:kern w:val="0"/>
+          <w:sz w:val="24"/>
+          <w:szCs w:val="24"/>
+        </w:rPr>
+        <w:t>公式</w:t>
+      </w:r>
+      <w:r>
+        <w:rPr>
+          <w:rFonts w:ascii="Segoe UI" w:eastAsia="宋体" w:hAnsi="Segoe UI" w:cs="Segoe UI" w:hint="eastAsia"/>
+          <w:color w:val="404040"/>
+          <w:kern w:val="0"/>
+          <w:sz w:val="24"/>
+          <w:szCs w:val="24"/>
+        </w:rPr>
+        <w:t>2</w:t>
+      </w:r>
+      <w:r>
+        <w:rPr>
+          <w:rFonts w:ascii="Segoe UI" w:eastAsia="宋体" w:hAnsi="Segoe UI" w:cs="Segoe UI"/>
+          <w:color w:val="404040"/>
+          <w:kern w:val="0"/>
+          <w:sz w:val="24"/>
+          <w:szCs w:val="24"/>
+        </w:rPr>
+        <w:t>：</w:t>
+      </w:r>
+      <w:r>
+        <w:rPr>
+          <w:rFonts w:ascii="Segoe UI" w:eastAsia="宋体" w:hAnsi="Segoe UI" w:cs="Segoe UI"/>
+          <w:color w:val="404040"/>
+          <w:kern w:val="0"/>
+          <w:sz w:val="24"/>
+          <w:szCs w:val="24"/>
+        </w:rPr>
+        <w:t>_____________________________________________________________________________________________________________________________</w:t>
+      </w:r>
+      <w:r>
+        <w:rPr>
+          <w:rFonts w:ascii="Segoe UI" w:eastAsia="宋体" w:hAnsi="Segoe UI" w:cs="Segoe UI" w:hint="eastAsia"/>
+          <w:color w:val="404040"/>
+          <w:kern w:val="0"/>
+          <w:sz w:val="24"/>
+          <w:szCs w:val="24"/>
+        </w:rPr>
+        <w:t xml:space="preserve"> (</w:t>
+      </w:r>
+      <w:r>
+        <w:rPr>
+          <w:rFonts w:ascii="Segoe UI" w:eastAsia="宋体" w:hAnsi="Segoe UI" w:cs="Segoe UI" w:hint="eastAsia"/>
+          <w:color w:val="404040"/>
+          <w:kern w:val="0"/>
+          <w:sz w:val="24"/>
+          <w:szCs w:val="24"/>
+        </w:rPr>
+        <w:t>公式、公式中的各符号含义、公式作用说明</w:t>
+      </w:r>
+      <w:r>
+        <w:rPr>
+          <w:rFonts w:ascii="Segoe UI" w:eastAsia="宋体" w:hAnsi="Segoe UI" w:cs="Segoe UI" w:hint="eastAsia"/>
+          <w:color w:val="404040"/>
+          <w:kern w:val="0"/>
+          <w:sz w:val="24"/>
+          <w:szCs w:val="24"/>
+        </w:rPr>
+        <w:t>)</w:t>
+      </w:r>
+    </w:p>
+    <w:p>
+      <w:pPr>
+        <w:widowControl/>
+        <w:numPr>
+          <w:ilvl w:val="1"/>
+          <w:numId w:val="1"/>
+        </w:numPr>
+        <w:spacing w:after="100" w:afterAutospacing="1"/>
+        <w:jc w:val="left"/>
+        <w:rPr>
           <w:rFonts w:ascii="宋体" w:eastAsia="宋体" w:hAnsi="宋体" w:cs="宋体"/>
           <w:kern w:val="0"/>
           <w:sz w:val="24"/>
@@ -503,14 +793,167 @@
       </w:pPr>
       <w:r>
         <w:rPr>
-          <w:rFonts w:ascii="宋体" w:eastAsia="宋体" w:hAnsi="宋体" w:cs="宋体"/>
-          <w:kern w:val="0"/>
-          <w:sz w:val="24"/>
-          <w:szCs w:val="24"/>
-        </w:rPr>
-        <w:pict>
-          <v:rect id="_x0000_i1027" style="width:0;height:.75pt" o:hralign="center" o:hrstd="t" o:hrnoshade="t" o:hr="t" fillcolor="#404040" stroked="f"/>
-        </w:pict>
+          <w:rFonts w:ascii="Segoe UI" w:eastAsia="宋体" w:hAnsi="Segoe UI" w:cs="Segoe UI"/>
+          <w:color w:val="404040"/>
+          <w:kern w:val="0"/>
+          <w:sz w:val="24"/>
+          <w:szCs w:val="24"/>
+        </w:rPr>
+        <w:lastRenderedPageBreak/>
+        <w:t>原理</w:t>
+      </w:r>
+      <w:r>
+        <w:rPr>
+          <w:rFonts w:ascii="Segoe UI" w:eastAsia="宋体" w:hAnsi="Segoe UI" w:cs="Segoe UI" w:hint="eastAsia"/>
+          <w:color w:val="404040"/>
+          <w:kern w:val="0"/>
+          <w:sz w:val="24"/>
+          <w:szCs w:val="24"/>
+        </w:rPr>
+        <w:t>2</w:t>
+      </w:r>
+      <w:r>
+        <w:rPr>
+          <w:rFonts w:ascii="Segoe UI" w:eastAsia="宋体" w:hAnsi="Segoe UI" w:cs="Segoe UI"/>
+          <w:color w:val="404040"/>
+          <w:kern w:val="0"/>
+          <w:sz w:val="24"/>
+          <w:szCs w:val="24"/>
+        </w:rPr>
+        <w:t>：</w:t>
+      </w:r>
+      <w:r>
+        <w:rPr>
+          <w:rFonts w:ascii="Segoe UI" w:eastAsia="宋体" w:hAnsi="Segoe UI" w:cs="Segoe UI"/>
+          <w:color w:val="404040"/>
+          <w:kern w:val="0"/>
+          <w:sz w:val="24"/>
+          <w:szCs w:val="24"/>
+        </w:rPr>
+        <w:t>_______________________________________________________________________________________________________________</w:t>
+      </w:r>
+      <w:r>
+        <w:rPr>
+          <w:rFonts w:ascii="Segoe UI" w:eastAsia="宋体" w:hAnsi="Segoe UI" w:cs="Segoe UI"/>
+          <w:color w:val="404040"/>
+          <w:kern w:val="0"/>
+          <w:sz w:val="24"/>
+          <w:szCs w:val="24"/>
+        </w:rPr>
+        <w:t>（</w:t>
+      </w:r>
+      <w:r>
+        <w:rPr>
+          <w:rFonts w:ascii="Segoe UI" w:eastAsia="宋体" w:hAnsi="Segoe UI" w:cs="Segoe UI" w:hint="eastAsia"/>
+          <w:color w:val="404040"/>
+          <w:kern w:val="0"/>
+          <w:sz w:val="24"/>
+          <w:szCs w:val="24"/>
+        </w:rPr>
+        <w:t>画图</w:t>
+      </w:r>
+      <w:r>
+        <w:rPr>
+          <w:rFonts w:ascii="Segoe UI" w:eastAsia="宋体" w:hAnsi="Segoe UI" w:cs="Segoe UI" w:hint="eastAsia"/>
+          <w:color w:val="404040"/>
+          <w:kern w:val="0"/>
+          <w:sz w:val="24"/>
+          <w:szCs w:val="24"/>
+        </w:rPr>
+        <w:t>!</w:t>
+      </w:r>
+      <w:r>
+        <w:rPr>
+          <w:rFonts w:ascii="Segoe UI" w:eastAsia="宋体" w:hAnsi="Segoe UI" w:cs="Segoe UI" w:hint="eastAsia"/>
+          <w:color w:val="404040"/>
+          <w:kern w:val="0"/>
+          <w:sz w:val="24"/>
+          <w:szCs w:val="24"/>
+        </w:rPr>
+        <w:t>画图</w:t>
+      </w:r>
+      <w:r>
+        <w:rPr>
+          <w:rFonts w:ascii="Segoe UI" w:eastAsia="宋体" w:hAnsi="Segoe UI" w:cs="Segoe UI" w:hint="eastAsia"/>
+          <w:color w:val="404040"/>
+          <w:kern w:val="0"/>
+          <w:sz w:val="24"/>
+          <w:szCs w:val="24"/>
+        </w:rPr>
+        <w:t>!</w:t>
+      </w:r>
+      <w:r>
+        <w:rPr>
+          <w:rFonts w:ascii="Segoe UI" w:eastAsia="宋体" w:hAnsi="Segoe UI" w:cs="Segoe UI" w:hint="eastAsia"/>
+          <w:color w:val="404040"/>
+          <w:kern w:val="0"/>
+          <w:sz w:val="24"/>
+          <w:szCs w:val="24"/>
+        </w:rPr>
+        <w:t>画图</w:t>
+      </w:r>
+      <w:r>
+        <w:rPr>
+          <w:rFonts w:ascii="Segoe UI" w:eastAsia="宋体" w:hAnsi="Segoe UI" w:cs="Segoe UI" w:hint="eastAsia"/>
+          <w:color w:val="404040"/>
+          <w:kern w:val="0"/>
+          <w:sz w:val="24"/>
+          <w:szCs w:val="24"/>
+        </w:rPr>
+        <w:t>!</w:t>
+      </w:r>
+      <w:r>
+        <w:rPr>
+          <w:rFonts w:ascii="Segoe UI" w:eastAsia="宋体" w:hAnsi="Segoe UI" w:cs="Segoe UI" w:hint="eastAsia"/>
+          <w:color w:val="404040"/>
+          <w:kern w:val="0"/>
+          <w:sz w:val="24"/>
+          <w:szCs w:val="24"/>
+        </w:rPr>
+        <w:t>、详细原理说明、公式的推导</w:t>
+      </w:r>
+      <w:r>
+        <w:rPr>
+          <w:rFonts w:ascii="Segoe UI" w:eastAsia="宋体" w:hAnsi="Segoe UI" w:cs="Segoe UI"/>
+          <w:color w:val="404040"/>
+          <w:kern w:val="0"/>
+          <w:sz w:val="24"/>
+          <w:szCs w:val="24"/>
+        </w:rPr>
+        <w:t>）</w:t>
+      </w:r>
+      <w:r>
+        <w:rPr>
+          <w:rFonts w:ascii="Segoe UI" w:eastAsia="宋体" w:hAnsi="Segoe UI" w:cs="Segoe UI" w:hint="eastAsia"/>
+          <w:color w:val="404040"/>
+          <w:kern w:val="0"/>
+          <w:sz w:val="24"/>
+          <w:szCs w:val="24"/>
+        </w:rPr>
+        <w:t xml:space="preserve"> </w:t>
+      </w:r>
+    </w:p>
+    <w:p>
+      <w:pPr>
+        <w:widowControl/>
+        <w:spacing w:after="100" w:afterAutospacing="1"/>
+        <w:ind w:left="1440"/>
+        <w:jc w:val="left"/>
+        <w:rPr>
+          <w:rFonts w:ascii="宋体" w:eastAsia="宋体" w:hAnsi="宋体" w:cs="宋体" w:hint="eastAsia"/>
+          <w:kern w:val="0"/>
+          <w:sz w:val="24"/>
+          <w:szCs w:val="24"/>
+        </w:rPr>
+      </w:pPr>
+      <w:r>
+        <w:rPr>
+          <w:rFonts w:ascii="宋体" w:eastAsia="宋体" w:hAnsi="宋体" w:cs="宋体" w:hint="eastAsia"/>
+          <w:kern w:val="0"/>
+          <w:sz w:val="24"/>
+          <w:szCs w:val="24"/>
+        </w:rPr>
+        <w:t>......</w:t>
       </w:r>
     </w:p>
     <w:p>
@@ -531,7 +974,7 @@
       </w:pPr>
       <w:r>
         <w:rPr>
-          <w:rFonts w:ascii="Segoe UI" w:eastAsia="宋体" w:hAnsi="Segoe UI" w:cs="Segoe UI"/>
+          <w:rFonts w:ascii="Segoe UI" w:eastAsia="宋体" w:hAnsi="Segoe UI" w:cs="Segoe UI" w:hint="eastAsia"/>
           <w:b/>
           <w:bCs/>
           <w:color w:val="404040"/>
@@ -539,26 +982,8 @@
           <w:sz w:val="27"/>
           <w:szCs w:val="27"/>
         </w:rPr>
-        <w:t>二、关键公式与疑问</w:t>
-      </w:r>
-    </w:p>
-    <w:p>
-      <w:pPr>
-        <w:widowControl/>
-        <w:numPr>
-          <w:ilvl w:val="0"/>
-          <w:numId w:val="2"/>
-        </w:numPr>
-        <w:spacing w:after="60"/>
-        <w:jc w:val="left"/>
-        <w:rPr>
-          <w:rFonts w:ascii="Segoe UI" w:eastAsia="宋体" w:hAnsi="Segoe UI" w:cs="Segoe UI"/>
-          <w:color w:val="404040"/>
-          <w:kern w:val="0"/>
-          <w:sz w:val="24"/>
-          <w:szCs w:val="24"/>
-        </w:rPr>
-      </w:pPr>
+        <w:t>二</w:t>
+      </w:r>
       <w:r>
         <w:rPr>
           <w:rFonts w:ascii="Segoe UI" w:eastAsia="宋体" w:hAnsi="Segoe UI" w:cs="Segoe UI"/>
@@ -566,330 +991,10 @@
           <w:bCs/>
           <w:color w:val="404040"/>
           <w:kern w:val="0"/>
-          <w:sz w:val="24"/>
-          <w:szCs w:val="24"/>
-        </w:rPr>
-        <w:t>需要使用的公式</w:t>
-      </w:r>
-      <w:r>
-        <w:rPr>
-          <w:rFonts w:ascii="Segoe UI" w:eastAsia="宋体" w:hAnsi="Segoe UI" w:cs="Segoe UI"/>
-          <w:color w:val="404040"/>
-          <w:kern w:val="0"/>
-          <w:sz w:val="24"/>
-          <w:szCs w:val="24"/>
-        </w:rPr>
-        <w:t>（标注各符号物理意义）：</w:t>
-      </w:r>
-    </w:p>
-    <w:p>
-      <w:pPr>
-        <w:widowControl/>
-        <w:numPr>
-          <w:ilvl w:val="1"/>
-          <w:numId w:val="2"/>
-        </w:numPr>
-        <w:spacing w:after="100" w:afterAutospacing="1"/>
-        <w:jc w:val="left"/>
-        <w:rPr>
-          <w:rFonts w:ascii="Segoe UI" w:eastAsia="宋体" w:hAnsi="Segoe UI" w:cs="Segoe UI"/>
-          <w:color w:val="404040"/>
-          <w:kern w:val="0"/>
-          <w:sz w:val="24"/>
-          <w:szCs w:val="24"/>
-        </w:rPr>
-      </w:pPr>
-      <w:r>
-        <w:rPr>
-          <w:rFonts w:ascii="Segoe UI" w:eastAsia="宋体" w:hAnsi="Segoe UI" w:cs="Segoe UI"/>
-          <w:color w:val="404040"/>
-          <w:kern w:val="0"/>
-          <w:sz w:val="24"/>
-          <w:szCs w:val="24"/>
-        </w:rPr>
-        <w:t>例：</w:t>
-      </w:r>
-      <w:r>
-        <w:rPr>
-          <w:rFonts w:ascii="KaTeX_Math" w:eastAsia="宋体" w:hAnsi="KaTeX_Math" w:cs="Times New Roman"/>
-          <w:i/>
-          <w:iCs/>
-          <w:color w:val="404040"/>
-          <w:kern w:val="0"/>
-          <w:sz w:val="29"/>
-          <w:szCs w:val="29"/>
-        </w:rPr>
-        <w:t>v</w:t>
-      </w:r>
-      <w:r>
-        <w:rPr>
-          <w:rFonts w:ascii="Times New Roman" w:eastAsia="宋体" w:hAnsi="Times New Roman" w:cs="Times New Roman"/>
-          <w:color w:val="404040"/>
-          <w:kern w:val="0"/>
-          <w:sz w:val="29"/>
-          <w:szCs w:val="29"/>
-        </w:rPr>
-        <w:t>=</w:t>
-      </w:r>
-      <w:proofErr w:type="spellStart"/>
-      <w:r>
-        <w:rPr>
-          <w:rFonts w:ascii="KaTeX_Math" w:eastAsia="宋体" w:hAnsi="KaTeX_Math" w:cs="Times New Roman"/>
-          <w:i/>
-          <w:iCs/>
-          <w:color w:val="404040"/>
-          <w:kern w:val="0"/>
-          <w:sz w:val="29"/>
-          <w:szCs w:val="29"/>
-        </w:rPr>
-        <w:t>λf</w:t>
-      </w:r>
-      <w:proofErr w:type="spellEnd"/>
-      <w:r>
-        <w:rPr>
-          <w:rFonts w:ascii="Segoe UI" w:eastAsia="宋体" w:hAnsi="Segoe UI" w:cs="Segoe UI"/>
-          <w:color w:val="404040"/>
-          <w:kern w:val="0"/>
-          <w:sz w:val="24"/>
-          <w:szCs w:val="24"/>
-        </w:rPr>
-        <w:t>（</w:t>
-      </w:r>
-      <w:r>
-        <w:rPr>
-          <w:rFonts w:ascii="KaTeX_Math" w:eastAsia="宋体" w:hAnsi="KaTeX_Math" w:cs="Times New Roman"/>
-          <w:i/>
-          <w:iCs/>
-          <w:color w:val="404040"/>
-          <w:kern w:val="0"/>
-          <w:sz w:val="29"/>
-          <w:szCs w:val="29"/>
-        </w:rPr>
-        <w:t>v</w:t>
-      </w:r>
-      <w:r>
-        <w:rPr>
-          <w:rFonts w:ascii="Segoe UI" w:eastAsia="宋体" w:hAnsi="Segoe UI" w:cs="Segoe UI"/>
-          <w:color w:val="404040"/>
-          <w:kern w:val="0"/>
-          <w:sz w:val="24"/>
-          <w:szCs w:val="24"/>
-        </w:rPr>
-        <w:t xml:space="preserve">: </w:t>
-      </w:r>
-      <w:r>
-        <w:rPr>
-          <w:rFonts w:ascii="Segoe UI" w:eastAsia="宋体" w:hAnsi="Segoe UI" w:cs="Segoe UI"/>
-          <w:color w:val="404040"/>
-          <w:kern w:val="0"/>
-          <w:sz w:val="24"/>
-          <w:szCs w:val="24"/>
-        </w:rPr>
-        <w:t>声速，</w:t>
-      </w:r>
-      <w:r>
-        <w:rPr>
-          <w:rFonts w:ascii="KaTeX_Math" w:eastAsia="宋体" w:hAnsi="KaTeX_Math" w:cs="Times New Roman"/>
-          <w:i/>
-          <w:iCs/>
-          <w:color w:val="404040"/>
-          <w:kern w:val="0"/>
-          <w:sz w:val="29"/>
-          <w:szCs w:val="29"/>
-        </w:rPr>
-        <w:t>λ</w:t>
-      </w:r>
-      <w:r>
-        <w:rPr>
-          <w:rFonts w:ascii="Segoe UI" w:eastAsia="宋体" w:hAnsi="Segoe UI" w:cs="Segoe UI"/>
-          <w:color w:val="404040"/>
-          <w:kern w:val="0"/>
-          <w:sz w:val="24"/>
-          <w:szCs w:val="24"/>
-        </w:rPr>
-        <w:t xml:space="preserve">: </w:t>
-      </w:r>
-      <w:r>
-        <w:rPr>
-          <w:rFonts w:ascii="Segoe UI" w:eastAsia="宋体" w:hAnsi="Segoe UI" w:cs="Segoe UI"/>
-          <w:color w:val="404040"/>
-          <w:kern w:val="0"/>
-          <w:sz w:val="24"/>
-          <w:szCs w:val="24"/>
-        </w:rPr>
-        <w:t>波长，</w:t>
-      </w:r>
-      <w:r>
-        <w:rPr>
-          <w:rFonts w:ascii="KaTeX_Math" w:eastAsia="宋体" w:hAnsi="KaTeX_Math" w:cs="Times New Roman"/>
-          <w:i/>
-          <w:iCs/>
-          <w:color w:val="404040"/>
-          <w:kern w:val="0"/>
-          <w:sz w:val="29"/>
-          <w:szCs w:val="29"/>
-        </w:rPr>
-        <w:t>f</w:t>
-      </w:r>
-      <w:r>
-        <w:rPr>
-          <w:rFonts w:ascii="Segoe UI" w:eastAsia="宋体" w:hAnsi="Segoe UI" w:cs="Segoe UI"/>
-          <w:color w:val="404040"/>
-          <w:kern w:val="0"/>
-          <w:sz w:val="24"/>
-          <w:szCs w:val="24"/>
-        </w:rPr>
-        <w:t xml:space="preserve">: </w:t>
-      </w:r>
-      <w:r>
-        <w:rPr>
-          <w:rFonts w:ascii="Segoe UI" w:eastAsia="宋体" w:hAnsi="Segoe UI" w:cs="Segoe UI"/>
-          <w:color w:val="404040"/>
-          <w:kern w:val="0"/>
-          <w:sz w:val="24"/>
-          <w:szCs w:val="24"/>
-        </w:rPr>
-        <w:t>频率）</w:t>
-      </w:r>
-    </w:p>
-    <w:p>
-      <w:pPr>
-        <w:widowControl/>
-        <w:numPr>
-          <w:ilvl w:val="0"/>
-          <w:numId w:val="2"/>
-        </w:numPr>
-        <w:spacing w:after="60"/>
-        <w:jc w:val="left"/>
-        <w:rPr>
-          <w:rFonts w:ascii="Segoe UI" w:eastAsia="宋体" w:hAnsi="Segoe UI" w:cs="Segoe UI"/>
-          <w:color w:val="404040"/>
-          <w:kern w:val="0"/>
-          <w:sz w:val="24"/>
-          <w:szCs w:val="24"/>
-        </w:rPr>
-      </w:pPr>
-      <w:r>
-        <w:rPr>
-          <w:rFonts w:ascii="Segoe UI" w:eastAsia="宋体" w:hAnsi="Segoe UI" w:cs="Segoe UI"/>
-          <w:b/>
-          <w:bCs/>
-          <w:color w:val="404040"/>
-          <w:kern w:val="0"/>
-          <w:sz w:val="24"/>
-          <w:szCs w:val="24"/>
-        </w:rPr>
-        <w:t>预习疑问</w:t>
-      </w:r>
-      <w:r>
-        <w:rPr>
-          <w:rFonts w:ascii="Segoe UI" w:eastAsia="宋体" w:hAnsi="Segoe UI" w:cs="Segoe UI"/>
-          <w:color w:val="404040"/>
-          <w:kern w:val="0"/>
-          <w:sz w:val="24"/>
-          <w:szCs w:val="24"/>
-        </w:rPr>
-        <w:t>（至少</w:t>
-      </w:r>
-      <w:r>
-        <w:rPr>
-          <w:rFonts w:ascii="Segoe UI" w:eastAsia="宋体" w:hAnsi="Segoe UI" w:cs="Segoe UI"/>
-          <w:color w:val="404040"/>
-          <w:kern w:val="0"/>
-          <w:sz w:val="24"/>
-          <w:szCs w:val="24"/>
-        </w:rPr>
-        <w:t>1</w:t>
-      </w:r>
-      <w:r>
-        <w:rPr>
-          <w:rFonts w:ascii="Segoe UI" w:eastAsia="宋体" w:hAnsi="Segoe UI" w:cs="Segoe UI"/>
-          <w:color w:val="404040"/>
-          <w:kern w:val="0"/>
-          <w:sz w:val="24"/>
-          <w:szCs w:val="24"/>
-        </w:rPr>
-        <w:t>个）：</w:t>
-      </w:r>
-    </w:p>
-    <w:p>
-      <w:pPr>
-        <w:widowControl/>
-        <w:numPr>
-          <w:ilvl w:val="1"/>
-          <w:numId w:val="2"/>
-        </w:numPr>
-        <w:spacing w:after="100" w:afterAutospacing="1"/>
-        <w:jc w:val="left"/>
-        <w:rPr>
-          <w:rFonts w:ascii="Segoe UI" w:eastAsia="宋体" w:hAnsi="Segoe UI" w:cs="Segoe UI"/>
-          <w:color w:val="404040"/>
-          <w:kern w:val="0"/>
-          <w:sz w:val="24"/>
-          <w:szCs w:val="24"/>
-        </w:rPr>
-      </w:pPr>
-      <w:r>
-        <w:rPr>
-          <w:rFonts w:ascii="Segoe UI" w:eastAsia="宋体" w:hAnsi="Segoe UI" w:cs="Segoe UI"/>
-          <w:color w:val="404040"/>
-          <w:kern w:val="0"/>
-          <w:sz w:val="24"/>
-          <w:szCs w:val="24"/>
-        </w:rPr>
-        <w:t>例：为什么实验要求反射面严格平行？</w:t>
-      </w:r>
-    </w:p>
-    <w:p>
-      <w:pPr>
-        <w:widowControl/>
-        <w:jc w:val="left"/>
-        <w:rPr>
-          <w:rFonts w:ascii="宋体" w:eastAsia="宋体" w:hAnsi="宋体" w:cs="宋体"/>
-          <w:kern w:val="0"/>
-          <w:sz w:val="24"/>
-          <w:szCs w:val="24"/>
-        </w:rPr>
-      </w:pPr>
-      <w:r>
-        <w:rPr>
-          <w:rFonts w:ascii="宋体" w:eastAsia="宋体" w:hAnsi="宋体" w:cs="宋体"/>
-          <w:kern w:val="0"/>
-          <w:sz w:val="24"/>
-          <w:szCs w:val="24"/>
-        </w:rPr>
-        <w:pict>
-          <v:rect id="_x0000_i1028" style="width:0;height:.75pt" o:hralign="center" o:hrstd="t" o:hrnoshade="t" o:hr="t" fillcolor="#404040" stroked="f"/>
-        </w:pict>
-      </w:r>
-    </w:p>
-    <w:p>
-      <w:pPr>
-        <w:widowControl/>
-        <w:spacing w:before="100" w:beforeAutospacing="1" w:after="100" w:afterAutospacing="1"/>
-        <w:jc w:val="left"/>
-        <w:outlineLvl w:val="2"/>
-        <w:rPr>
-          <w:rFonts w:ascii="Segoe UI" w:eastAsia="宋体" w:hAnsi="Segoe UI" w:cs="Segoe UI"/>
-          <w:b/>
-          <w:bCs/>
-          <w:color w:val="404040"/>
-          <w:kern w:val="0"/>
           <w:sz w:val="27"/>
           <w:szCs w:val="27"/>
         </w:rPr>
-      </w:pPr>
-      <w:r>
-        <w:rPr>
-          <w:rFonts w:ascii="Segoe UI" w:eastAsia="宋体" w:hAnsi="Segoe UI" w:cs="Segoe UI"/>
-          <w:b/>
-          <w:bCs/>
-          <w:color w:val="404040"/>
-          <w:kern w:val="0"/>
-          <w:sz w:val="27"/>
-          <w:szCs w:val="27"/>
-        </w:rPr>
-        <w:t>三、实验步骤预习（选填）</w:t>
+        <w:t>、实验步骤预习（选填）</w:t>
       </w:r>
     </w:p>
     <w:p>
@@ -973,7 +1078,6 @@
           <w:sz w:val="24"/>
           <w:szCs w:val="24"/>
         </w:rPr>
-        <w:lastRenderedPageBreak/>
         <w:t>调节仪器：</w:t>
       </w:r>
       <w:r>
@@ -1081,8 +1185,8 @@
           <w:sz w:val="24"/>
           <w:szCs w:val="24"/>
         </w:rPr>
-        <w:pict>
-          <v:rect id="_x0000_i1029" style="width:0;height:.75pt" o:hralign="center" o:hrstd="t" o:hrnoshade="t" o:hr="t" fillcolor="#404040" stroked="f"/>
+        <w:pict w14:anchorId="5009500B">
+          <v:rect id="_x0000_i1028" style="width:0;height:.75pt" o:hralign="center" o:hrstd="t" o:hrnoshade="t" o:hr="t" fillcolor="#404040" stroked="f"/>
         </w:pict>
       </w:r>
     </w:p>
@@ -1104,7 +1208,7 @@
       </w:pPr>
       <w:r>
         <w:rPr>
-          <w:rFonts w:ascii="Segoe UI" w:eastAsia="宋体" w:hAnsi="Segoe UI" w:cs="Segoe UI"/>
+          <w:rFonts w:ascii="Segoe UI" w:eastAsia="宋体" w:hAnsi="Segoe UI" w:cs="Segoe UI" w:hint="eastAsia"/>
           <w:b/>
           <w:bCs/>
           <w:color w:val="404040"/>
@@ -1112,7 +1216,19 @@
           <w:sz w:val="27"/>
           <w:szCs w:val="27"/>
         </w:rPr>
-        <w:t>四、疑问与困难（必填）</w:t>
+        <w:t>三</w:t>
+      </w:r>
+      <w:r>
+        <w:rPr>
+          <w:rFonts w:ascii="Segoe UI" w:eastAsia="宋体" w:hAnsi="Segoe UI" w:cs="Segoe UI"/>
+          <w:b/>
+          <w:bCs/>
+          <w:color w:val="404040"/>
+          <w:kern w:val="0"/>
+          <w:sz w:val="27"/>
+          <w:szCs w:val="27"/>
+        </w:rPr>
+        <w:t>、疑问与困难（必填）</w:t>
       </w:r>
     </w:p>
     <w:p>
@@ -1233,8 +1349,8 @@
           <w:sz w:val="24"/>
           <w:szCs w:val="24"/>
         </w:rPr>
-        <w:pict>
-          <v:rect id="_x0000_i1030" style="width:0;height:.75pt" o:hralign="center" o:hrstd="t" o:hrnoshade="t" o:hr="t" fillcolor="#404040" stroked="f"/>
+        <w:pict w14:anchorId="10508B91">
+          <v:rect id="_x0000_i1029" style="width:0;height:.75pt" o:hralign="center" o:hrstd="t" o:hrnoshade="t" o:hr="t" fillcolor="#404040" stroked="f"/>
         </w:pict>
       </w:r>
     </w:p>
@@ -1256,7 +1372,7 @@
       </w:pPr>
       <w:r>
         <w:rPr>
-          <w:rFonts w:ascii="Segoe UI" w:eastAsia="宋体" w:hAnsi="Segoe UI" w:cs="Segoe UI"/>
+          <w:rFonts w:ascii="Segoe UI" w:eastAsia="宋体" w:hAnsi="Segoe UI" w:cs="Segoe UI" w:hint="eastAsia"/>
           <w:b/>
           <w:bCs/>
           <w:color w:val="404040"/>
@@ -1264,9 +1380,8 @@
           <w:sz w:val="27"/>
           <w:szCs w:val="27"/>
         </w:rPr>
-        <w:t>五、预习自评（</w:t>
-      </w:r>
-      <w:proofErr w:type="gramStart"/>
+        <w:t>四</w:t>
+      </w:r>
       <w:r>
         <w:rPr>
           <w:rFonts w:ascii="Segoe UI" w:eastAsia="宋体" w:hAnsi="Segoe UI" w:cs="Segoe UI"/>
@@ -1277,9 +1392,8 @@
           <w:sz w:val="27"/>
           <w:szCs w:val="27"/>
         </w:rPr>
-        <w:t>勾选</w:t>
-      </w:r>
-      <w:proofErr w:type="gramEnd"/>
+        <w:t>、预习自评（勾选</w:t>
+      </w:r>
       <w:r>
         <w:rPr>
           <w:rFonts w:ascii="Segoe UI" w:eastAsia="宋体" w:hAnsi="Segoe UI" w:cs="Segoe UI"/>
@@ -1371,7 +1485,7 @@
         <w:spacing w:after="100" w:afterAutospacing="1"/>
         <w:jc w:val="left"/>
         <w:rPr>
-          <w:rFonts w:ascii="Segoe UI" w:eastAsia="宋体" w:hAnsi="Segoe UI" w:cs="Segoe UI" w:hint="eastAsia"/>
+          <w:rFonts w:ascii="Segoe UI" w:eastAsia="宋体" w:hAnsi="Segoe UI" w:cs="Segoe UI"/>
           <w:color w:val="404040"/>
           <w:kern w:val="0"/>
           <w:sz w:val="24"/>
@@ -1411,9 +1525,47 @@
 </w:document>
 </file>
 
+<file path=word/endnotes.xml><?xml version="1.0" encoding="utf-8"?>
+<w:endnotes xmlns:wpc="http://schemas.microsoft.com/office/word/2010/wordprocessingCanvas" xmlns:cx="http://schemas.microsoft.com/office/drawing/2014/chartex" xmlns:cx1="http://schemas.microsoft.com/office/drawing/2015/9/8/chartex" xmlns:cx2="http://schemas.microsoft.com/office/drawing/2015/10/21/chartex" xmlns:cx3="http://schemas.microsoft.com/office/drawing/2016/5/9/chartex" xmlns:cx4="http://schemas.microsoft.com/office/drawing/2016/5/10/chartex" xmlns:cx5="http://schemas.microsoft.com/office/drawing/2016/5/11/chartex" xmlns:cx6="http://schemas.microsoft.com/office/drawing/2016/5/12/chartex" xmlns:cx7="http://schemas.microsoft.com/office/drawing/2016/5/13/chartex" xmlns:cx8="http://schemas.microsoft.com/office/drawing/2016/5/14/chartex" xmlns:mc="http://schemas.openxmlformats.org/markup-compatibility/2006" xmlns:aink="http://schemas.microsoft.com/office/drawing/2016/ink" xmlns:am3d="http://schemas.microsoft.com/office/drawing/2017/model3d" xmlns:o="urn:schemas-microsoft-com:office:office" xmlns:oel="http://schemas.microsoft.com/office/2019/extlst" xmlns:r="http://schemas.openxmlformats.org/officeDocument/2006/relationships" xmlns:m="http://schemas.openxmlformats.org/officeDocument/2006/math" xmlns:v="urn:schemas-microsoft-com:vml" xmlns:wp14="http://schemas.microsoft.com/office/word/2010/wordprocessingDrawing" xmlns:wp="http://schemas.openxmlformats.org/drawingml/2006/wordprocessingDrawing" xmlns:w10="urn:schemas-microsoft-com:office:word" xmlns:w="http://schemas.openxmlformats.org/wordprocessingml/2006/main" xmlns:w14="http://schemas.microsoft.com/office/word/2010/wordml" xmlns:w15="http://schemas.microsoft.com/office/word/2012/wordml" xmlns:w16cex="http://schemas.microsoft.com/office/word/2018/wordml/cex" xmlns:w16cid="http://schemas.microsoft.com/office/word/2016/wordml/cid" xmlns:w16="http://schemas.microsoft.com/office/word/2018/wordml" xmlns:w16du="http://schemas.microsoft.com/office/word/2023/wordml/word16du" xmlns:w16sdtdh="http://schemas.microsoft.com/office/word/2020/wordml/sdtdatahash" xmlns:w16sdtfl="http://schemas.microsoft.com/office/word/2024/wordml/sdtformatlock" xmlns:w16se="http://schemas.microsoft.com/office/word/2015/wordml/symex" xmlns:wpg="http://schemas.microsoft.com/office/word/2010/wordprocessingGroup" xmlns:wpi="http://schemas.microsoft.com/office/word/2010/wordprocessingInk" xmlns:wne="http://schemas.microsoft.com/office/word/2006/wordml" xmlns:wps="http://schemas.microsoft.com/office/word/2010/wordprocessingShape" mc:Ignorable="w14 w15 w16se w16cid w16 w16cex w16sdtdh w16sdtfl w16du wp14">
+  <w:endnote w:type="separator" w:id="-1">
+    <w:p>
+      <w:r>
+        <w:separator/>
+      </w:r>
+    </w:p>
+  </w:endnote>
+  <w:endnote w:type="continuationSeparator" w:id="0">
+    <w:p>
+      <w:r>
+        <w:continuationSeparator/>
+      </w:r>
+    </w:p>
+  </w:endnote>
+</w:endnotes>
+</file>
+
+<file path=word/footnotes.xml><?xml version="1.0" encoding="utf-8"?>
+<w:footnotes xmlns:wpc="http://schemas.microsoft.com/office/word/2010/wordprocessingCanvas" xmlns:cx="http://schemas.microsoft.com/office/drawing/2014/chartex" xmlns:cx1="http://schemas.microsoft.com/office/drawing/2015/9/8/chartex" xmlns:cx2="http://schemas.microsoft.com/office/drawing/2015/10/21/chartex" xmlns:cx3="http://schemas.microsoft.com/office/drawing/2016/5/9/chartex" xmlns:cx4="http://schemas.microsoft.com/office/drawing/2016/5/10/chartex" xmlns:cx5="http://schemas.microsoft.com/office/drawing/2016/5/11/chartex" xmlns:cx6="http://schemas.microsoft.com/office/drawing/2016/5/12/chartex" xmlns:cx7="http://schemas.microsoft.com/office/drawing/2016/5/13/chartex" xmlns:cx8="http://schemas.microsoft.com/office/drawing/2016/5/14/chartex" xmlns:mc="http://schemas.openxmlformats.org/markup-compatibility/2006" xmlns:aink="http://schemas.microsoft.com/office/drawing/2016/ink" xmlns:am3d="http://schemas.microsoft.com/office/drawing/2017/model3d" xmlns:o="urn:schemas-microsoft-com:office:office" xmlns:oel="http://schemas.microsoft.com/office/2019/extlst" xmlns:r="http://schemas.openxmlformats.org/officeDocument/2006/relationships" xmlns:m="http://schemas.openxmlformats.org/officeDocument/2006/math" xmlns:v="urn:schemas-microsoft-com:vml" xmlns:wp14="http://schemas.microsoft.com/office/word/2010/wordprocessingDrawing" xmlns:wp="http://schemas.openxmlformats.org/drawingml/2006/wordprocessingDrawing" xmlns:w10="urn:schemas-microsoft-com:office:word" xmlns:w="http://schemas.openxmlformats.org/wordprocessingml/2006/main" xmlns:w14="http://schemas.microsoft.com/office/word/2010/wordml" xmlns:w15="http://schemas.microsoft.com/office/word/2012/wordml" xmlns:w16cex="http://schemas.microsoft.com/office/word/2018/wordml/cex" xmlns:w16cid="http://schemas.microsoft.com/office/word/2016/wordml/cid" xmlns:w16="http://schemas.microsoft.com/office/word/2018/wordml" xmlns:w16du="http://schemas.microsoft.com/office/word/2023/wordml/word16du" xmlns:w16sdtdh="http://schemas.microsoft.com/office/word/2020/wordml/sdtdatahash" xmlns:w16sdtfl="http://schemas.microsoft.com/office/word/2024/wordml/sdtformatlock" xmlns:w16se="http://schemas.microsoft.com/office/word/2015/wordml/symex" xmlns:wpg="http://schemas.microsoft.com/office/word/2010/wordprocessingGroup" xmlns:wpi="http://schemas.microsoft.com/office/word/2010/wordprocessingInk" xmlns:wne="http://schemas.microsoft.com/office/word/2006/wordml" xmlns:wps="http://schemas.microsoft.com/office/word/2010/wordprocessingShape" mc:Ignorable="w14 w15 w16se w16cid w16 w16cex w16sdtdh w16sdtfl w16du wp14">
+  <w:footnote w:type="separator" w:id="-1">
+    <w:p>
+      <w:r>
+        <w:separator/>
+      </w:r>
+    </w:p>
+  </w:footnote>
+  <w:footnote w:type="continuationSeparator" w:id="0">
+    <w:p>
+      <w:r>
+        <w:continuationSeparator/>
+      </w:r>
+    </w:p>
+  </w:footnote>
+</w:footnotes>
+</file>
+
 <file path=word/numbering.xml><?xml version="1.0" encoding="utf-8"?>
-<w:numbering xmlns:wpc="http://schemas.microsoft.com/office/word/2010/wordprocessingCanvas" xmlns:mc="http://schemas.openxmlformats.org/markup-compatibility/2006" xmlns:o="urn:schemas-microsoft-com:office:office" xmlns:r="http://schemas.openxmlformats.org/officeDocument/2006/relationships" xmlns:m="http://schemas.openxmlformats.org/officeDocument/2006/math" xmlns:v="urn:schemas-microsoft-com:vml" xmlns:wp14="http://schemas.microsoft.com/office/word/2010/wordprocessingDrawing" xmlns:wp="http://schemas.openxmlformats.org/drawingml/2006/wordprocessingDrawing" xmlns:w10="urn:schemas-microsoft-com:office:word" xmlns:w="http://schemas.openxmlformats.org/wordprocessingml/2006/main" xmlns:w14="http://schemas.microsoft.com/office/word/2010/wordml" xmlns:wpg="http://schemas.microsoft.com/office/word/2010/wordprocessingGroup" xmlns:wpi="http://schemas.microsoft.com/office/word/2010/wordprocessingInk" xmlns:wne="http://schemas.microsoft.com/office/word/2006/wordml" xmlns:wps="http://schemas.microsoft.com/office/word/2010/wordprocessingShape" mc:Ignorable="w14 wp14">
-  <w:abstractNum w:abstractNumId="0">
+<w:numbering xmlns:wpc="http://schemas.microsoft.com/office/word/2010/wordprocessingCanvas" xmlns:cx="http://schemas.microsoft.com/office/drawing/2014/chartex" xmlns:cx1="http://schemas.microsoft.com/office/drawing/2015/9/8/chartex" xmlns:cx2="http://schemas.microsoft.com/office/drawing/2015/10/21/chartex" xmlns:cx3="http://schemas.microsoft.com/office/drawing/2016/5/9/chartex" xmlns:cx4="http://schemas.microsoft.com/office/drawing/2016/5/10/chartex" xmlns:cx5="http://schemas.microsoft.com/office/drawing/2016/5/11/chartex" xmlns:cx6="http://schemas.microsoft.com/office/drawing/2016/5/12/chartex" xmlns:cx7="http://schemas.microsoft.com/office/drawing/2016/5/13/chartex" xmlns:cx8="http://schemas.microsoft.com/office/drawing/2016/5/14/chartex" xmlns:mc="http://schemas.openxmlformats.org/markup-compatibility/2006" xmlns:aink="http://schemas.microsoft.com/office/drawing/2016/ink" xmlns:am3d="http://schemas.microsoft.com/office/drawing/2017/model3d" xmlns:o="urn:schemas-microsoft-com:office:office" xmlns:oel="http://schemas.microsoft.com/office/2019/extlst" xmlns:r="http://schemas.openxmlformats.org/officeDocument/2006/relationships" xmlns:m="http://schemas.openxmlformats.org/officeDocument/2006/math" xmlns:v="urn:schemas-microsoft-com:vml" xmlns:wp14="http://schemas.microsoft.com/office/word/2010/wordprocessingDrawing" xmlns:wp="http://schemas.openxmlformats.org/drawingml/2006/wordprocessingDrawing" xmlns:w10="urn:schemas-microsoft-com:office:word" xmlns:w="http://schemas.openxmlformats.org/wordprocessingml/2006/main" xmlns:w14="http://schemas.microsoft.com/office/word/2010/wordml" xmlns:w15="http://schemas.microsoft.com/office/word/2012/wordml" xmlns:w16cex="http://schemas.microsoft.com/office/word/2018/wordml/cex" xmlns:w16cid="http://schemas.microsoft.com/office/word/2016/wordml/cid" xmlns:w16="http://schemas.microsoft.com/office/word/2018/wordml" xmlns:w16du="http://schemas.microsoft.com/office/word/2023/wordml/word16du" xmlns:w16sdtdh="http://schemas.microsoft.com/office/word/2020/wordml/sdtdatahash" xmlns:w16sdtfl="http://schemas.microsoft.com/office/word/2024/wordml/sdtformatlock" xmlns:w16se="http://schemas.microsoft.com/office/word/2015/wordml/symex" xmlns:wpg="http://schemas.microsoft.com/office/word/2010/wordprocessingGroup" xmlns:wpi="http://schemas.microsoft.com/office/word/2010/wordprocessingInk" xmlns:wne="http://schemas.microsoft.com/office/word/2006/wordml" xmlns:wps="http://schemas.microsoft.com/office/word/2010/wordprocessingShape" mc:Ignorable="w14 w15 w16se w16cid w16 w16cex w16sdtdh w16sdtfl w16du wp14">
+  <w:abstractNum w:abstractNumId="0" w15:restartNumberingAfterBreak="0">
     <w:nsid w:val="004C117E"/>
     <w:multiLevelType w:val="multilevel"/>
     <w:tmpl w:val="866C78C4"/>
@@ -1530,7 +1682,7 @@
       </w:pPr>
     </w:lvl>
   </w:abstractNum>
-  <w:abstractNum w:abstractNumId="1">
+  <w:abstractNum w:abstractNumId="1" w15:restartNumberingAfterBreak="0">
     <w:nsid w:val="0BB37D8D"/>
     <w:multiLevelType w:val="multilevel"/>
     <w:tmpl w:val="D4565FC6"/>
@@ -1679,7 +1831,7 @@
       </w:rPr>
     </w:lvl>
   </w:abstractNum>
-  <w:abstractNum w:abstractNumId="2">
+  <w:abstractNum w:abstractNumId="2" w15:restartNumberingAfterBreak="0">
     <w:nsid w:val="428527BE"/>
     <w:multiLevelType w:val="multilevel"/>
     <w:tmpl w:val="B1D819B0"/>
@@ -1796,7 +1948,7 @@
       </w:pPr>
     </w:lvl>
   </w:abstractNum>
-  <w:abstractNum w:abstractNumId="3">
+  <w:abstractNum w:abstractNumId="3" w15:restartNumberingAfterBreak="0">
     <w:nsid w:val="4EE01D3A"/>
     <w:multiLevelType w:val="multilevel"/>
     <w:tmpl w:val="E8129D6C"/>
@@ -1945,7 +2097,7 @@
       </w:rPr>
     </w:lvl>
   </w:abstractNum>
-  <w:abstractNum w:abstractNumId="4">
+  <w:abstractNum w:abstractNumId="4" w15:restartNumberingAfterBreak="0">
     <w:nsid w:val="713B2F20"/>
     <w:multiLevelType w:val="multilevel"/>
     <w:tmpl w:val="2ECE240A"/>
@@ -2062,7 +2214,7 @@
       </w:pPr>
     </w:lvl>
   </w:abstractNum>
-  <w:abstractNum w:abstractNumId="5">
+  <w:abstractNum w:abstractNumId="5" w15:restartNumberingAfterBreak="0">
     <w:nsid w:val="74581A22"/>
     <w:multiLevelType w:val="multilevel"/>
     <w:tmpl w:val="833AA71A"/>
@@ -2175,7 +2327,7 @@
       </w:pPr>
     </w:lvl>
   </w:abstractNum>
-  <w:abstractNum w:abstractNumId="6">
+  <w:abstractNum w:abstractNumId="6" w15:restartNumberingAfterBreak="0">
     <w:nsid w:val="74C17365"/>
     <w:multiLevelType w:val="multilevel"/>
     <w:tmpl w:val="772670E8"/>
@@ -2288,32 +2440,32 @@
       </w:pPr>
     </w:lvl>
   </w:abstractNum>
-  <w:num w:numId="1">
+  <w:num w:numId="1" w16cid:durableId="842474346">
     <w:abstractNumId w:val="0"/>
   </w:num>
-  <w:num w:numId="2">
+  <w:num w:numId="2" w16cid:durableId="1923875329">
     <w:abstractNumId w:val="2"/>
   </w:num>
-  <w:num w:numId="3">
+  <w:num w:numId="3" w16cid:durableId="1591308138">
     <w:abstractNumId w:val="6"/>
   </w:num>
-  <w:num w:numId="4">
+  <w:num w:numId="4" w16cid:durableId="75246309">
     <w:abstractNumId w:val="5"/>
   </w:num>
-  <w:num w:numId="5">
+  <w:num w:numId="5" w16cid:durableId="948968870">
     <w:abstractNumId w:val="1"/>
   </w:num>
-  <w:num w:numId="6">
+  <w:num w:numId="6" w16cid:durableId="1337027936">
     <w:abstractNumId w:val="3"/>
   </w:num>
-  <w:num w:numId="7">
+  <w:num w:numId="7" w16cid:durableId="1958097651">
     <w:abstractNumId w:val="4"/>
   </w:num>
 </w:numbering>
 </file>
 
 <file path=word/styles.xml><?xml version="1.0" encoding="utf-8"?>
-<w:styles xmlns:mc="http://schemas.openxmlformats.org/markup-compatibility/2006" xmlns:r="http://schemas.openxmlformats.org/officeDocument/2006/relationships" xmlns:w="http://schemas.openxmlformats.org/wordprocessingml/2006/main" xmlns:w14="http://schemas.microsoft.com/office/word/2010/wordml" mc:Ignorable="w14">
+<w:styles xmlns:mc="http://schemas.openxmlformats.org/markup-compatibility/2006" xmlns:r="http://schemas.openxmlformats.org/officeDocument/2006/relationships" xmlns:w="http://schemas.openxmlformats.org/wordprocessingml/2006/main" xmlns:w14="http://schemas.microsoft.com/office/word/2010/wordml" xmlns:w15="http://schemas.microsoft.com/office/word/2012/wordml" xmlns:w16cex="http://schemas.microsoft.com/office/word/2018/wordml/cex" xmlns:w16cid="http://schemas.microsoft.com/office/word/2016/wordml/cid" xmlns:w16="http://schemas.microsoft.com/office/word/2018/wordml" xmlns:w16du="http://schemas.microsoft.com/office/word/2023/wordml/word16du" xmlns:w16sdtdh="http://schemas.microsoft.com/office/word/2020/wordml/sdtdatahash" xmlns:w16sdtfl="http://schemas.microsoft.com/office/word/2024/wordml/sdtformatlock" xmlns:w16se="http://schemas.microsoft.com/office/word/2015/wordml/symex" mc:Ignorable="w14 w15 w16se w16cid w16 w16cex w16sdtdh w16sdtfl w16du">
   <w:docDefaults>
     <w:rPrDefault>
       <w:rPr>
@@ -2326,144 +2478,383 @@
     </w:rPrDefault>
     <w:pPrDefault/>
   </w:docDefaults>
-  <w:latentStyles w:defLockedState="0" w:defUIPriority="99" w:defSemiHidden="1" w:defUnhideWhenUsed="1" w:defQFormat="0" w:count="267">
-    <w:lsdException w:name="Normal" w:semiHidden="0" w:uiPriority="0" w:unhideWhenUsed="0" w:qFormat="1"/>
-    <w:lsdException w:name="heading 1" w:semiHidden="0" w:uiPriority="9" w:unhideWhenUsed="0" w:qFormat="1"/>
-    <w:lsdException w:name="heading 2" w:uiPriority="9" w:qFormat="1"/>
-    <w:lsdException w:name="heading 3" w:uiPriority="9" w:qFormat="1"/>
-    <w:lsdException w:name="heading 4" w:uiPriority="9" w:qFormat="1"/>
-    <w:lsdException w:name="heading 5" w:uiPriority="9" w:qFormat="1"/>
-    <w:lsdException w:name="heading 6" w:uiPriority="9" w:qFormat="1"/>
-    <w:lsdException w:name="heading 7" w:uiPriority="9" w:qFormat="1"/>
-    <w:lsdException w:name="heading 8" w:uiPriority="9" w:qFormat="1"/>
-    <w:lsdException w:name="heading 9" w:uiPriority="9" w:qFormat="1"/>
-    <w:lsdException w:name="toc 1" w:uiPriority="39"/>
-    <w:lsdException w:name="toc 2" w:uiPriority="39"/>
-    <w:lsdException w:name="toc 3" w:uiPriority="39"/>
-    <w:lsdException w:name="toc 4" w:uiPriority="39"/>
-    <w:lsdException w:name="toc 5" w:uiPriority="39"/>
-    <w:lsdException w:name="toc 6" w:uiPriority="39"/>
-    <w:lsdException w:name="toc 7" w:uiPriority="39"/>
-    <w:lsdException w:name="toc 8" w:uiPriority="39"/>
-    <w:lsdException w:name="toc 9" w:uiPriority="39"/>
-    <w:lsdException w:name="caption" w:uiPriority="35" w:qFormat="1"/>
-    <w:lsdException w:name="Title" w:semiHidden="0" w:uiPriority="10" w:unhideWhenUsed="0" w:qFormat="1"/>
-    <w:lsdException w:name="Default Paragraph Font" w:uiPriority="1"/>
-    <w:lsdException w:name="Subtitle" w:semiHidden="0" w:uiPriority="11" w:unhideWhenUsed="0" w:qFormat="1"/>
-    <w:lsdException w:name="Strong" w:semiHidden="0" w:uiPriority="22" w:unhideWhenUsed="0" w:qFormat="1"/>
-    <w:lsdException w:name="Emphasis" w:semiHidden="0" w:uiPriority="20" w:unhideWhenUsed="0" w:qFormat="1"/>
-    <w:lsdException w:name="Table Grid" w:semiHidden="0" w:uiPriority="59" w:unhideWhenUsed="0"/>
-    <w:lsdException w:name="Placeholder Text" w:unhideWhenUsed="0"/>
-    <w:lsdException w:name="No Spacing" w:semiHidden="0" w:uiPriority="1" w:unhideWhenUsed="0" w:qFormat="1"/>
-    <w:lsdException w:name="Light Shading" w:semiHidden="0" w:uiPriority="60" w:unhideWhenUsed="0"/>
-    <w:lsdException w:name="Light List" w:semiHidden="0" w:uiPriority="61" w:unhideWhenUsed="0"/>
-    <w:lsdException w:name="Light Grid" w:semiHidden="0" w:uiPriority="62" w:unhideWhenUsed="0"/>
-    <w:lsdException w:name="Medium Shading 1" w:semiHidden="0" w:uiPriority="63" w:unhideWhenUsed="0"/>
-    <w:lsdException w:name="Medium Shading 2" w:semiHidden="0" w:uiPriority="64" w:unhideWhenUsed="0"/>
-    <w:lsdException w:name="Medium List 1" w:semiHidden="0" w:uiPriority="65" w:unhideWhenUsed="0"/>
-    <w:lsdException w:name="Medium List 2" w:semiHidden="0" w:uiPriority="66" w:unhideWhenUsed="0"/>
-    <w:lsdException w:name="Medium Grid 1" w:semiHidden="0" w:uiPriority="67" w:unhideWhenUsed="0"/>
-    <w:lsdException w:name="Medium Grid 2" w:semiHidden="0" w:uiPriority="68" w:unhideWhenUsed="0"/>
-    <w:lsdException w:name="Medium Grid 3" w:semiHidden="0" w:uiPriority="69" w:unhideWhenUsed="0"/>
-    <w:lsdException w:name="Dark List" w:semiHidden="0" w:uiPriority="70" w:unhideWhenUsed="0"/>
-    <w:lsdException w:name="Colorful Shading" w:semiHidden="0" w:uiPriority="71" w:unhideWhenUsed="0"/>
-    <w:lsdException w:name="Colorful List" w:semiHidden="0" w:uiPriority="72" w:unhideWhenUsed="0"/>
-    <w:lsdException w:name="Colorful Grid" w:semiHidden="0" w:uiPriority="73" w:unhideWhenUsed="0"/>
-    <w:lsdException w:name="Light Shading Accent 1" w:semiHidden="0" w:uiPriority="60" w:unhideWhenUsed="0"/>
-    <w:lsdException w:name="Light List Accent 1" w:semiHidden="0" w:uiPriority="61" w:unhideWhenUsed="0"/>
-    <w:lsdException w:name="Light Grid Accent 1" w:semiHidden="0" w:uiPriority="62" w:unhideWhenUsed="0"/>
-    <w:lsdException w:name="Medium Shading 1 Accent 1" w:semiHidden="0" w:uiPriority="63" w:unhideWhenUsed="0"/>
-    <w:lsdException w:name="Medium Shading 2 Accent 1" w:semiHidden="0" w:uiPriority="64" w:unhideWhenUsed="0"/>
-    <w:lsdException w:name="Medium List 1 Accent 1" w:semiHidden="0" w:uiPriority="65" w:unhideWhenUsed="0"/>
-    <w:lsdException w:name="Revision" w:unhideWhenUsed="0"/>
-    <w:lsdException w:name="List Paragraph" w:semiHidden="0" w:uiPriority="34" w:unhideWhenUsed="0" w:qFormat="1"/>
-    <w:lsdException w:name="Quote" w:semiHidden="0" w:uiPriority="29" w:unhideWhenUsed="0" w:qFormat="1"/>
-    <w:lsdException w:name="Intense Quote" w:semiHidden="0" w:uiPriority="30" w:unhideWhenUsed="0" w:qFormat="1"/>
-    <w:lsdException w:name="Medium List 2 Accent 1" w:semiHidden="0" w:uiPriority="66" w:unhideWhenUsed="0"/>
-    <w:lsdException w:name="Medium Grid 1 Accent 1" w:semiHidden="0" w:uiPriority="67" w:unhideWhenUsed="0"/>
-    <w:lsdException w:name="Medium Grid 2 Accent 1" w:semiHidden="0" w:uiPriority="68" w:unhideWhenUsed="0"/>
-    <w:lsdException w:name="Medium Grid 3 Accent 1" w:semiHidden="0" w:uiPriority="69" w:unhideWhenUsed="0"/>
-    <w:lsdException w:name="Dark List Accent 1" w:semiHidden="0" w:uiPriority="70" w:unhideWhenUsed="0"/>
-    <w:lsdException w:name="Colorful Shading Accent 1" w:semiHidden="0" w:uiPriority="71" w:unhideWhenUsed="0"/>
-    <w:lsdException w:name="Colorful List Accent 1" w:semiHidden="0" w:uiPriority="72" w:unhideWhenUsed="0"/>
-    <w:lsdException w:name="Colorful Grid Accent 1" w:semiHidden="0" w:uiPriority="73" w:unhideWhenUsed="0"/>
-    <w:lsdException w:name="Light Shading Accent 2" w:semiHidden="0" w:uiPriority="60" w:unhideWhenUsed="0"/>
-    <w:lsdException w:name="Light List Accent 2" w:semiHidden="0" w:uiPriority="61" w:unhideWhenUsed="0"/>
-    <w:lsdException w:name="Light Grid Accent 2" w:semiHidden="0" w:uiPriority="62" w:unhideWhenUsed="0"/>
-    <w:lsdException w:name="Medium Shading 1 Accent 2" w:semiHidden="0" w:uiPriority="63" w:unhideWhenUsed="0"/>
-    <w:lsdException w:name="Medium Shading 2 Accent 2" w:semiHidden="0" w:uiPriority="64" w:unhideWhenUsed="0"/>
-    <w:lsdException w:name="Medium List 1 Accent 2" w:semiHidden="0" w:uiPriority="65" w:unhideWhenUsed="0"/>
-    <w:lsdException w:name="Medium List 2 Accent 2" w:semiHidden="0" w:uiPriority="66" w:unhideWhenUsed="0"/>
-    <w:lsdException w:name="Medium Grid 1 Accent 2" w:semiHidden="0" w:uiPriority="67" w:unhideWhenUsed="0"/>
-    <w:lsdException w:name="Medium Grid 2 Accent 2" w:semiHidden="0" w:uiPriority="68" w:unhideWhenUsed="0"/>
-    <w:lsdException w:name="Medium Grid 3 Accent 2" w:semiHidden="0" w:uiPriority="69" w:unhideWhenUsed="0"/>
-    <w:lsdException w:name="Dark List Accent 2" w:semiHidden="0" w:uiPriority="70" w:unhideWhenUsed="0"/>
-    <w:lsdException w:name="Colorful Shading Accent 2" w:semiHidden="0" w:uiPriority="71" w:unhideWhenUsed="0"/>
-    <w:lsdException w:name="Colorful List Accent 2" w:semiHidden="0" w:uiPriority="72" w:unhideWhenUsed="0"/>
-    <w:lsdException w:name="Colorful Grid Accent 2" w:semiHidden="0" w:uiPriority="73" w:unhideWhenUsed="0"/>
-    <w:lsdException w:name="Light Shading Accent 3" w:semiHidden="0" w:uiPriority="60" w:unhideWhenUsed="0"/>
-    <w:lsdException w:name="Light List Accent 3" w:semiHidden="0" w:uiPriority="61" w:unhideWhenUsed="0"/>
-    <w:lsdException w:name="Light Grid Accent 3" w:semiHidden="0" w:uiPriority="62" w:unhideWhenUsed="0"/>
-    <w:lsdException w:name="Medium Shading 1 Accent 3" w:semiHidden="0" w:uiPriority="63" w:unhideWhenUsed="0"/>
-    <w:lsdException w:name="Medium Shading 2 Accent 3" w:semiHidden="0" w:uiPriority="64" w:unhideWhenUsed="0"/>
-    <w:lsdException w:name="Medium List 1 Accent 3" w:semiHidden="0" w:uiPriority="65" w:unhideWhenUsed="0"/>
-    <w:lsdException w:name="Medium List 2 Accent 3" w:semiHidden="0" w:uiPriority="66" w:unhideWhenUsed="0"/>
-    <w:lsdException w:name="Medium Grid 1 Accent 3" w:semiHidden="0" w:uiPriority="67" w:unhideWhenUsed="0"/>
-    <w:lsdException w:name="Medium Grid 2 Accent 3" w:semiHidden="0" w:uiPriority="68" w:unhideWhenUsed="0"/>
-    <w:lsdException w:name="Medium Grid 3 Accent 3" w:semiHidden="0" w:uiPriority="69" w:unhideWhenUsed="0"/>
-    <w:lsdException w:name="Dark List Accent 3" w:semiHidden="0" w:uiPriority="70" w:unhideWhenUsed="0"/>
-    <w:lsdException w:name="Colorful Shading Accent 3" w:semiHidden="0" w:uiPriority="71" w:unhideWhenUsed="0"/>
-    <w:lsdException w:name="Colorful List Accent 3" w:semiHidden="0" w:uiPriority="72" w:unhideWhenUsed="0"/>
-    <w:lsdException w:name="Colorful Grid Accent 3" w:semiHidden="0" w:uiPriority="73" w:unhideWhenUsed="0"/>
-    <w:lsdException w:name="Light Shading Accent 4" w:semiHidden="0" w:uiPriority="60" w:unhideWhenUsed="0"/>
-    <w:lsdException w:name="Light List Accent 4" w:semiHidden="0" w:uiPriority="61" w:unhideWhenUsed="0"/>
-    <w:lsdException w:name="Light Grid Accent 4" w:semiHidden="0" w:uiPriority="62" w:unhideWhenUsed="0"/>
-    <w:lsdException w:name="Medium Shading 1 Accent 4" w:semiHidden="0" w:uiPriority="63" w:unhideWhenUsed="0"/>
-    <w:lsdException w:name="Medium Shading 2 Accent 4" w:semiHidden="0" w:uiPriority="64" w:unhideWhenUsed="0"/>
-    <w:lsdException w:name="Medium List 1 Accent 4" w:semiHidden="0" w:uiPriority="65" w:unhideWhenUsed="0"/>
-    <w:lsdException w:name="Medium List 2 Accent 4" w:semiHidden="0" w:uiPriority="66" w:unhideWhenUsed="0"/>
-    <w:lsdException w:name="Medium Grid 1 Accent 4" w:semiHidden="0" w:uiPriority="67" w:unhideWhenUsed="0"/>
-    <w:lsdException w:name="Medium Grid 2 Accent 4" w:semiHidden="0" w:uiPriority="68" w:unhideWhenUsed="0"/>
-    <w:lsdException w:name="Medium Grid 3 Accent 4" w:semiHidden="0" w:uiPriority="69" w:unhideWhenUsed="0"/>
-    <w:lsdException w:name="Dark List Accent 4" w:semiHidden="0" w:uiPriority="70" w:unhideWhenUsed="0"/>
-    <w:lsdException w:name="Colorful Shading Accent 4" w:semiHidden="0" w:uiPriority="71" w:unhideWhenUsed="0"/>
-    <w:lsdException w:name="Colorful List Accent 4" w:semiHidden="0" w:uiPriority="72" w:unhideWhenUsed="0"/>
-    <w:lsdException w:name="Colorful Grid Accent 4" w:semiHidden="0" w:uiPriority="73" w:unhideWhenUsed="0"/>
-    <w:lsdException w:name="Light Shading Accent 5" w:semiHidden="0" w:uiPriority="60" w:unhideWhenUsed="0"/>
-    <w:lsdException w:name="Light List Accent 5" w:semiHidden="0" w:uiPriority="61" w:unhideWhenUsed="0"/>
-    <w:lsdException w:name="Light Grid Accent 5" w:semiHidden="0" w:uiPriority="62" w:unhideWhenUsed="0"/>
-    <w:lsdException w:name="Medium Shading 1 Accent 5" w:semiHidden="0" w:uiPriority="63" w:unhideWhenUsed="0"/>
-    <w:lsdException w:name="Medium Shading 2 Accent 5" w:semiHidden="0" w:uiPriority="64" w:unhideWhenUsed="0"/>
-    <w:lsdException w:name="Medium List 1 Accent 5" w:semiHidden="0" w:uiPriority="65" w:unhideWhenUsed="0"/>
-    <w:lsdException w:name="Medium List 2 Accent 5" w:semiHidden="0" w:uiPriority="66" w:unhideWhenUsed="0"/>
-    <w:lsdException w:name="Medium Grid 1 Accent 5" w:semiHidden="0" w:uiPriority="67" w:unhideWhenUsed="0"/>
-    <w:lsdException w:name="Medium Grid 2 Accent 5" w:semiHidden="0" w:uiPriority="68" w:unhideWhenUsed="0"/>
-    <w:lsdException w:name="Medium Grid 3 Accent 5" w:semiHidden="0" w:uiPriority="69" w:unhideWhenUsed="0"/>
-    <w:lsdException w:name="Dark List Accent 5" w:semiHidden="0" w:uiPriority="70" w:unhideWhenUsed="0"/>
-    <w:lsdException w:name="Colorful Shading Accent 5" w:semiHidden="0" w:uiPriority="71" w:unhideWhenUsed="0"/>
-    <w:lsdException w:name="Colorful List Accent 5" w:semiHidden="0" w:uiPriority="72" w:unhideWhenUsed="0"/>
-    <w:lsdException w:name="Colorful Grid Accent 5" w:semiHidden="0" w:uiPriority="73" w:unhideWhenUsed="0"/>
-    <w:lsdException w:name="Light Shading Accent 6" w:semiHidden="0" w:uiPriority="60" w:unhideWhenUsed="0"/>
-    <w:lsdException w:name="Light List Accent 6" w:semiHidden="0" w:uiPriority="61" w:unhideWhenUsed="0"/>
-    <w:lsdException w:name="Light Grid Accent 6" w:semiHidden="0" w:uiPriority="62" w:unhideWhenUsed="0"/>
-    <w:lsdException w:name="Medium Shading 1 Accent 6" w:semiHidden="0" w:uiPriority="63" w:unhideWhenUsed="0"/>
-    <w:lsdException w:name="Medium Shading 2 Accent 6" w:semiHidden="0" w:uiPriority="64" w:unhideWhenUsed="0"/>
-    <w:lsdException w:name="Medium List 1 Accent 6" w:semiHidden="0" w:uiPriority="65" w:unhideWhenUsed="0"/>
-    <w:lsdException w:name="Medium List 2 Accent 6" w:semiHidden="0" w:uiPriority="66" w:unhideWhenUsed="0"/>
-    <w:lsdException w:name="Medium Grid 1 Accent 6" w:semiHidden="0" w:uiPriority="67" w:unhideWhenUsed="0"/>
-    <w:lsdException w:name="Medium Grid 2 Accent 6" w:semiHidden="0" w:uiPriority="68" w:unhideWhenUsed="0"/>
-    <w:lsdException w:name="Medium Grid 3 Accent 6" w:semiHidden="0" w:uiPriority="69" w:unhideWhenUsed="0"/>
-    <w:lsdException w:name="Dark List Accent 6" w:semiHidden="0" w:uiPriority="70" w:unhideWhenUsed="0"/>
-    <w:lsdException w:name="Colorful Shading Accent 6" w:semiHidden="0" w:uiPriority="71" w:unhideWhenUsed="0"/>
-    <w:lsdException w:name="Colorful List Accent 6" w:semiHidden="0" w:uiPriority="72" w:unhideWhenUsed="0"/>
-    <w:lsdException w:name="Colorful Grid Accent 6" w:semiHidden="0" w:uiPriority="73" w:unhideWhenUsed="0"/>
-    <w:lsdException w:name="Subtle Emphasis" w:semiHidden="0" w:uiPriority="19" w:unhideWhenUsed="0" w:qFormat="1"/>
-    <w:lsdException w:name="Intense Emphasis" w:semiHidden="0" w:uiPriority="21" w:unhideWhenUsed="0" w:qFormat="1"/>
-    <w:lsdException w:name="Subtle Reference" w:semiHidden="0" w:uiPriority="31" w:unhideWhenUsed="0" w:qFormat="1"/>
-    <w:lsdException w:name="Intense Reference" w:semiHidden="0" w:uiPriority="32" w:unhideWhenUsed="0" w:qFormat="1"/>
-    <w:lsdException w:name="Book Title" w:semiHidden="0" w:uiPriority="33" w:unhideWhenUsed="0" w:qFormat="1"/>
-    <w:lsdException w:name="Bibliography" w:uiPriority="37"/>
-    <w:lsdException w:name="TOC Heading" w:uiPriority="39" w:qFormat="1"/>
+  <w:latentStyles w:defLockedState="0" w:defUIPriority="99" w:defSemiHidden="0" w:defUnhideWhenUsed="0" w:defQFormat="0" w:count="376">
+    <w:lsdException w:name="Normal" w:uiPriority="0" w:qFormat="1"/>
+    <w:lsdException w:name="heading 1" w:uiPriority="9" w:qFormat="1"/>
+    <w:lsdException w:name="heading 2" w:semiHidden="1" w:uiPriority="9" w:unhideWhenUsed="1" w:qFormat="1"/>
+    <w:lsdException w:name="heading 3" w:semiHidden="1" w:uiPriority="9" w:unhideWhenUsed="1" w:qFormat="1"/>
+    <w:lsdException w:name="heading 4" w:semiHidden="1" w:uiPriority="9" w:unhideWhenUsed="1" w:qFormat="1"/>
+    <w:lsdException w:name="heading 5" w:semiHidden="1" w:uiPriority="9" w:unhideWhenUsed="1" w:qFormat="1"/>
+    <w:lsdException w:name="heading 6" w:semiHidden="1" w:uiPriority="9" w:unhideWhenUsed="1" w:qFormat="1"/>
+    <w:lsdException w:name="heading 7" w:semiHidden="1" w:uiPriority="9" w:unhideWhenUsed="1" w:qFormat="1"/>
+    <w:lsdException w:name="heading 8" w:semiHidden="1" w:uiPriority="9" w:unhideWhenUsed="1" w:qFormat="1"/>
+    <w:lsdException w:name="heading 9" w:semiHidden="1" w:uiPriority="9" w:unhideWhenUsed="1" w:qFormat="1"/>
+    <w:lsdException w:name="index 1" w:semiHidden="1" w:unhideWhenUsed="1"/>
+    <w:lsdException w:name="index 2" w:semiHidden="1" w:unhideWhenUsed="1"/>
+    <w:lsdException w:name="index 3" w:semiHidden="1" w:unhideWhenUsed="1"/>
+    <w:lsdException w:name="index 4" w:semiHidden="1" w:unhideWhenUsed="1"/>
+    <w:lsdException w:name="index 5" w:semiHidden="1" w:unhideWhenUsed="1"/>
+    <w:lsdException w:name="index 6" w:semiHidden="1" w:unhideWhenUsed="1"/>
+    <w:lsdException w:name="index 7" w:semiHidden="1" w:unhideWhenUsed="1"/>
+    <w:lsdException w:name="index 8" w:semiHidden="1" w:unhideWhenUsed="1"/>
+    <w:lsdException w:name="index 9" w:semiHidden="1" w:unhideWhenUsed="1"/>
+    <w:lsdException w:name="toc 1" w:semiHidden="1" w:uiPriority="39" w:unhideWhenUsed="1"/>
+    <w:lsdException w:name="toc 2" w:semiHidden="1" w:uiPriority="39" w:unhideWhenUsed="1"/>
+    <w:lsdException w:name="toc 3" w:semiHidden="1" w:uiPriority="39" w:unhideWhenUsed="1"/>
+    <w:lsdException w:name="toc 4" w:semiHidden="1" w:uiPriority="39" w:unhideWhenUsed="1"/>
+    <w:lsdException w:name="toc 5" w:semiHidden="1" w:uiPriority="39" w:unhideWhenUsed="1"/>
+    <w:lsdException w:name="toc 6" w:semiHidden="1" w:uiPriority="39" w:unhideWhenUsed="1"/>
+    <w:lsdException w:name="toc 7" w:semiHidden="1" w:uiPriority="39" w:unhideWhenUsed="1"/>
+    <w:lsdException w:name="toc 8" w:semiHidden="1" w:uiPriority="39" w:unhideWhenUsed="1"/>
+    <w:lsdException w:name="toc 9" w:semiHidden="1" w:uiPriority="39" w:unhideWhenUsed="1"/>
+    <w:lsdException w:name="Normal Indent" w:semiHidden="1" w:unhideWhenUsed="1"/>
+    <w:lsdException w:name="footnote text" w:semiHidden="1" w:unhideWhenUsed="1"/>
+    <w:lsdException w:name="annotation text" w:semiHidden="1" w:unhideWhenUsed="1"/>
+    <w:lsdException w:name="header" w:semiHidden="1" w:unhideWhenUsed="1"/>
+    <w:lsdException w:name="footer" w:semiHidden="1" w:unhideWhenUsed="1"/>
+    <w:lsdException w:name="index heading" w:semiHidden="1" w:unhideWhenUsed="1"/>
+    <w:lsdException w:name="caption" w:semiHidden="1" w:uiPriority="35" w:unhideWhenUsed="1" w:qFormat="1"/>
+    <w:lsdException w:name="table of figures" w:semiHidden="1" w:unhideWhenUsed="1"/>
+    <w:lsdException w:name="envelope address" w:semiHidden="1" w:unhideWhenUsed="1"/>
+    <w:lsdException w:name="envelope return" w:semiHidden="1" w:unhideWhenUsed="1"/>
+    <w:lsdException w:name="footnote reference" w:semiHidden="1" w:unhideWhenUsed="1"/>
+    <w:lsdException w:name="annotation reference" w:semiHidden="1" w:unhideWhenUsed="1"/>
+    <w:lsdException w:name="line number" w:semiHidden="1" w:unhideWhenUsed="1"/>
+    <w:lsdException w:name="page number" w:semiHidden="1" w:unhideWhenUsed="1"/>
+    <w:lsdException w:name="endnote reference" w:semiHidden="1" w:unhideWhenUsed="1"/>
+    <w:lsdException w:name="endnote text" w:semiHidden="1" w:unhideWhenUsed="1"/>
+    <w:lsdException w:name="table of authorities" w:semiHidden="1" w:unhideWhenUsed="1"/>
+    <w:lsdException w:name="macro" w:semiHidden="1" w:unhideWhenUsed="1"/>
+    <w:lsdException w:name="toa heading" w:semiHidden="1" w:unhideWhenUsed="1"/>
+    <w:lsdException w:name="List" w:semiHidden="1" w:unhideWhenUsed="1"/>
+    <w:lsdException w:name="List Bullet" w:semiHidden="1" w:unhideWhenUsed="1"/>
+    <w:lsdException w:name="List Number" w:semiHidden="1" w:unhideWhenUsed="1"/>
+    <w:lsdException w:name="List 2" w:semiHidden="1" w:unhideWhenUsed="1"/>
+    <w:lsdException w:name="List 3" w:semiHidden="1" w:unhideWhenUsed="1"/>
+    <w:lsdException w:name="List 4" w:semiHidden="1" w:unhideWhenUsed="1"/>
+    <w:lsdException w:name="List 5" w:semiHidden="1" w:unhideWhenUsed="1"/>
+    <w:lsdException w:name="List Bullet 2" w:semiHidden="1" w:unhideWhenUsed="1"/>
+    <w:lsdException w:name="List Bullet 3" w:semiHidden="1" w:unhideWhenUsed="1"/>
+    <w:lsdException w:name="List Bullet 4" w:semiHidden="1" w:unhideWhenUsed="1"/>
+    <w:lsdException w:name="List Bullet 5" w:semiHidden="1" w:unhideWhenUsed="1"/>
+    <w:lsdException w:name="List Number 2" w:semiHidden="1" w:unhideWhenUsed="1"/>
+    <w:lsdException w:name="List Number 3" w:semiHidden="1" w:unhideWhenUsed="1"/>
+    <w:lsdException w:name="List Number 4" w:semiHidden="1" w:unhideWhenUsed="1"/>
+    <w:lsdException w:name="List Number 5" w:semiHidden="1" w:unhideWhenUsed="1"/>
+    <w:lsdException w:name="Title" w:uiPriority="10" w:qFormat="1"/>
+    <w:lsdException w:name="Closing" w:semiHidden="1" w:unhideWhenUsed="1"/>
+    <w:lsdException w:name="Signature" w:semiHidden="1" w:unhideWhenUsed="1"/>
+    <w:lsdException w:name="Default Paragraph Font" w:semiHidden="1" w:uiPriority="1" w:unhideWhenUsed="1"/>
+    <w:lsdException w:name="Body Text" w:semiHidden="1" w:unhideWhenUsed="1"/>
+    <w:lsdException w:name="Body Text Indent" w:semiHidden="1" w:unhideWhenUsed="1"/>
+    <w:lsdException w:name="List Continue" w:semiHidden="1" w:unhideWhenUsed="1"/>
+    <w:lsdException w:name="List Continue 2" w:semiHidden="1" w:unhideWhenUsed="1"/>
+    <w:lsdException w:name="List Continue 3" w:semiHidden="1" w:unhideWhenUsed="1"/>
+    <w:lsdException w:name="List Continue 4" w:semiHidden="1" w:unhideWhenUsed="1"/>
+    <w:lsdException w:name="List Continue 5" w:semiHidden="1" w:unhideWhenUsed="1"/>
+    <w:lsdException w:name="Message Header" w:semiHidden="1" w:unhideWhenUsed="1"/>
+    <w:lsdException w:name="Subtitle" w:uiPriority="11" w:qFormat="1"/>
+    <w:lsdException w:name="Salutation" w:semiHidden="1" w:unhideWhenUsed="1"/>
+    <w:lsdException w:name="Date" w:semiHidden="1" w:unhideWhenUsed="1"/>
+    <w:lsdException w:name="Body Text First Indent" w:semiHidden="1" w:unhideWhenUsed="1"/>
+    <w:lsdException w:name="Body Text First Indent 2" w:semiHidden="1" w:unhideWhenUsed="1"/>
+    <w:lsdException w:name="Note Heading" w:semiHidden="1" w:unhideWhenUsed="1"/>
+    <w:lsdException w:name="Body Text 2" w:semiHidden="1" w:unhideWhenUsed="1"/>
+    <w:lsdException w:name="Body Text 3" w:semiHidden="1" w:unhideWhenUsed="1"/>
+    <w:lsdException w:name="Body Text Indent 2" w:semiHidden="1" w:unhideWhenUsed="1"/>
+    <w:lsdException w:name="Body Text Indent 3" w:semiHidden="1" w:unhideWhenUsed="1"/>
+    <w:lsdException w:name="Block Text" w:semiHidden="1" w:unhideWhenUsed="1"/>
+    <w:lsdException w:name="Hyperlink" w:semiHidden="1" w:unhideWhenUsed="1"/>
+    <w:lsdException w:name="FollowedHyperlink" w:semiHidden="1" w:unhideWhenUsed="1"/>
+    <w:lsdException w:name="Strong" w:uiPriority="22" w:qFormat="1"/>
+    <w:lsdException w:name="Emphasis" w:uiPriority="20" w:qFormat="1"/>
+    <w:lsdException w:name="Document Map" w:semiHidden="1" w:unhideWhenUsed="1"/>
+    <w:lsdException w:name="Plain Text" w:semiHidden="1" w:unhideWhenUsed="1"/>
+    <w:lsdException w:name="E-mail Signature" w:semiHidden="1" w:unhideWhenUsed="1"/>
+    <w:lsdException w:name="HTML Top of Form" w:semiHidden="1" w:unhideWhenUsed="1"/>
+    <w:lsdException w:name="HTML Bottom of Form" w:semiHidden="1" w:unhideWhenUsed="1"/>
+    <w:lsdException w:name="Normal (Web)" w:semiHidden="1" w:unhideWhenUsed="1"/>
+    <w:lsdException w:name="HTML Acronym" w:semiHidden="1" w:unhideWhenUsed="1"/>
+    <w:lsdException w:name="HTML Address" w:semiHidden="1" w:unhideWhenUsed="1"/>
+    <w:lsdException w:name="HTML Cite" w:semiHidden="1" w:unhideWhenUsed="1"/>
+    <w:lsdException w:name="HTML Code" w:semiHidden="1" w:unhideWhenUsed="1"/>
+    <w:lsdException w:name="HTML Definition" w:semiHidden="1" w:unhideWhenUsed="1"/>
+    <w:lsdException w:name="HTML Keyboard" w:semiHidden="1" w:unhideWhenUsed="1"/>
+    <w:lsdException w:name="HTML Preformatted" w:semiHidden="1" w:unhideWhenUsed="1"/>
+    <w:lsdException w:name="HTML Sample" w:semiHidden="1" w:unhideWhenUsed="1"/>
+    <w:lsdException w:name="HTML Typewriter" w:semiHidden="1" w:unhideWhenUsed="1"/>
+    <w:lsdException w:name="HTML Variable" w:semiHidden="1" w:unhideWhenUsed="1"/>
+    <w:lsdException w:name="Normal Table" w:semiHidden="1" w:unhideWhenUsed="1"/>
+    <w:lsdException w:name="annotation subject" w:semiHidden="1" w:unhideWhenUsed="1"/>
+    <w:lsdException w:name="No List" w:semiHidden="1" w:unhideWhenUsed="1"/>
+    <w:lsdException w:name="Outline List 1" w:semiHidden="1" w:unhideWhenUsed="1"/>
+    <w:lsdException w:name="Outline List 2" w:semiHidden="1" w:unhideWhenUsed="1"/>
+    <w:lsdException w:name="Outline List 3" w:semiHidden="1" w:unhideWhenUsed="1"/>
+    <w:lsdException w:name="Table Simple 1" w:semiHidden="1" w:unhideWhenUsed="1"/>
+    <w:lsdException w:name="Table Simple 2" w:semiHidden="1" w:unhideWhenUsed="1"/>
+    <w:lsdException w:name="Table Simple 3" w:semiHidden="1" w:unhideWhenUsed="1"/>
+    <w:lsdException w:name="Table Classic 1" w:semiHidden="1" w:unhideWhenUsed="1"/>
+    <w:lsdException w:name="Table Classic 2" w:semiHidden="1" w:unhideWhenUsed="1"/>
+    <w:lsdException w:name="Table Classic 3" w:semiHidden="1" w:unhideWhenUsed="1"/>
+    <w:lsdException w:name="Table Classic 4" w:semiHidden="1" w:unhideWhenUsed="1"/>
+    <w:lsdException w:name="Table Colorful 1" w:semiHidden="1" w:unhideWhenUsed="1"/>
+    <w:lsdException w:name="Table Colorful 2" w:semiHidden="1" w:unhideWhenUsed="1"/>
+    <w:lsdException w:name="Table Colorful 3" w:semiHidden="1" w:unhideWhenUsed="1"/>
+    <w:lsdException w:name="Table Columns 1" w:semiHidden="1" w:unhideWhenUsed="1"/>
+    <w:lsdException w:name="Table Columns 2" w:semiHidden="1" w:unhideWhenUsed="1"/>
+    <w:lsdException w:name="Table Columns 3" w:semiHidden="1" w:unhideWhenUsed="1"/>
+    <w:lsdException w:name="Table Columns 4" w:semiHidden="1" w:unhideWhenUsed="1"/>
+    <w:lsdException w:name="Table Columns 5" w:semiHidden="1" w:unhideWhenUsed="1"/>
+    <w:lsdException w:name="Table Grid 1" w:semiHidden="1" w:unhideWhenUsed="1"/>
+    <w:lsdException w:name="Table Grid 2" w:semiHidden="1" w:unhideWhenUsed="1"/>
+    <w:lsdException w:name="Table Grid 3" w:semiHidden="1" w:unhideWhenUsed="1"/>
+    <w:lsdException w:name="Table Grid 4" w:semiHidden="1" w:unhideWhenUsed="1"/>
+    <w:lsdException w:name="Table Grid 5" w:semiHidden="1" w:unhideWhenUsed="1"/>
+    <w:lsdException w:name="Table Grid 6" w:semiHidden="1" w:unhideWhenUsed="1"/>
+    <w:lsdException w:name="Table Grid 7" w:semiHidden="1" w:unhideWhenUsed="1"/>
+    <w:lsdException w:name="Table Grid 8" w:semiHidden="1" w:unhideWhenUsed="1"/>
+    <w:lsdException w:name="Table List 1" w:semiHidden="1" w:unhideWhenUsed="1"/>
+    <w:lsdException w:name="Table List 2" w:semiHidden="1" w:unhideWhenUsed="1"/>
+    <w:lsdException w:name="Table List 3" w:semiHidden="1" w:unhideWhenUsed="1"/>
+    <w:lsdException w:name="Table List 4" w:semiHidden="1" w:unhideWhenUsed="1"/>
+    <w:lsdException w:name="Table List 5" w:semiHidden="1" w:unhideWhenUsed="1"/>
+    <w:lsdException w:name="Table List 6" w:semiHidden="1" w:unhideWhenUsed="1"/>
+    <w:lsdException w:name="Table List 7" w:semiHidden="1" w:unhideWhenUsed="1"/>
+    <w:lsdException w:name="Table List 8" w:semiHidden="1" w:unhideWhenUsed="1"/>
+    <w:lsdException w:name="Table 3D effects 1" w:semiHidden="1" w:unhideWhenUsed="1"/>
+    <w:lsdException w:name="Table 3D effects 2" w:semiHidden="1" w:unhideWhenUsed="1"/>
+    <w:lsdException w:name="Table 3D effects 3" w:semiHidden="1" w:unhideWhenUsed="1"/>
+    <w:lsdException w:name="Table Contemporary" w:semiHidden="1" w:unhideWhenUsed="1"/>
+    <w:lsdException w:name="Table Elegant" w:semiHidden="1" w:unhideWhenUsed="1"/>
+    <w:lsdException w:name="Table Professional" w:semiHidden="1" w:unhideWhenUsed="1"/>
+    <w:lsdException w:name="Table Subtle 1" w:semiHidden="1" w:unhideWhenUsed="1"/>
+    <w:lsdException w:name="Table Subtle 2" w:semiHidden="1" w:unhideWhenUsed="1"/>
+    <w:lsdException w:name="Table Web 1" w:semiHidden="1" w:unhideWhenUsed="1"/>
+    <w:lsdException w:name="Table Web 2" w:semiHidden="1" w:unhideWhenUsed="1"/>
+    <w:lsdException w:name="Table Web 3" w:semiHidden="1" w:unhideWhenUsed="1"/>
+    <w:lsdException w:name="Balloon Text" w:semiHidden="1" w:unhideWhenUsed="1"/>
+    <w:lsdException w:name="Table Grid" w:uiPriority="59"/>
+    <w:lsdException w:name="Table Theme" w:semiHidden="1" w:unhideWhenUsed="1"/>
+    <w:lsdException w:name="Placeholder Text" w:semiHidden="1"/>
+    <w:lsdException w:name="No Spacing" w:uiPriority="1" w:qFormat="1"/>
+    <w:lsdException w:name="Light Shading" w:uiPriority="60"/>
+    <w:lsdException w:name="Light List" w:uiPriority="61"/>
+    <w:lsdException w:name="Light Grid" w:uiPriority="62"/>
+    <w:lsdException w:name="Medium Shading 1" w:uiPriority="63"/>
+    <w:lsdException w:name="Medium Shading 2" w:uiPriority="64"/>
+    <w:lsdException w:name="Medium List 1" w:uiPriority="65"/>
+    <w:lsdException w:name="Medium List 2" w:uiPriority="66"/>
+    <w:lsdException w:name="Medium Grid 1" w:uiPriority="67"/>
+    <w:lsdException w:name="Medium Grid 2" w:uiPriority="68"/>
+    <w:lsdException w:name="Medium Grid 3" w:uiPriority="69"/>
+    <w:lsdException w:name="Dark List" w:uiPriority="70"/>
+    <w:lsdException w:name="Colorful Shading" w:uiPriority="71"/>
+    <w:lsdException w:name="Colorful List" w:uiPriority="72"/>
+    <w:lsdException w:name="Colorful Grid" w:uiPriority="73"/>
+    <w:lsdException w:name="Light Shading Accent 1" w:uiPriority="60"/>
+    <w:lsdException w:name="Light List Accent 1" w:uiPriority="61"/>
+    <w:lsdException w:name="Light Grid Accent 1" w:uiPriority="62"/>
+    <w:lsdException w:name="Medium Shading 1 Accent 1" w:uiPriority="63"/>
+    <w:lsdException w:name="Medium Shading 2 Accent 1" w:uiPriority="64"/>
+    <w:lsdException w:name="Medium List 1 Accent 1" w:uiPriority="65"/>
+    <w:lsdException w:name="Revision" w:semiHidden="1"/>
+    <w:lsdException w:name="List Paragraph" w:uiPriority="34" w:qFormat="1"/>
+    <w:lsdException w:name="Quote" w:uiPriority="29" w:qFormat="1"/>
+    <w:lsdException w:name="Intense Quote" w:uiPriority="30" w:qFormat="1"/>
+    <w:lsdException w:name="Medium List 2 Accent 1" w:uiPriority="66"/>
+    <w:lsdException w:name="Medium Grid 1 Accent 1" w:uiPriority="67"/>
+    <w:lsdException w:name="Medium Grid 2 Accent 1" w:uiPriority="68"/>
+    <w:lsdException w:name="Medium Grid 3 Accent 1" w:uiPriority="69"/>
+    <w:lsdException w:name="Dark List Accent 1" w:uiPriority="70"/>
+    <w:lsdException w:name="Colorful Shading Accent 1" w:uiPriority="71"/>
+    <w:lsdException w:name="Colorful List Accent 1" w:uiPriority="72"/>
+    <w:lsdException w:name="Colorful Grid Accent 1" w:uiPriority="73"/>
+    <w:lsdException w:name="Light Shading Accent 2" w:uiPriority="60"/>
+    <w:lsdException w:name="Light List Accent 2" w:uiPriority="61"/>
+    <w:lsdException w:name="Light Grid Accent 2" w:uiPriority="62"/>
+    <w:lsdException w:name="Medium Shading 1 Accent 2" w:uiPriority="63"/>
+    <w:lsdException w:name="Medium Shading 2 Accent 2" w:uiPriority="64"/>
+    <w:lsdException w:name="Medium List 1 Accent 2" w:uiPriority="65"/>
+    <w:lsdException w:name="Medium List 2 Accent 2" w:uiPriority="66"/>
+    <w:lsdException w:name="Medium Grid 1 Accent 2" w:uiPriority="67"/>
+    <w:lsdException w:name="Medium Grid 2 Accent 2" w:uiPriority="68"/>
+    <w:lsdException w:name="Medium Grid 3 Accent 2" w:uiPriority="69"/>
+    <w:lsdException w:name="Dark List Accent 2" w:uiPriority="70"/>
+    <w:lsdException w:name="Colorful Shading Accent 2" w:uiPriority="71"/>
+    <w:lsdException w:name="Colorful List Accent 2" w:uiPriority="72"/>
+    <w:lsdException w:name="Colorful Grid Accent 2" w:uiPriority="73"/>
+    <w:lsdException w:name="Light Shading Accent 3" w:uiPriority="60"/>
+    <w:lsdException w:name="Light List Accent 3" w:uiPriority="61"/>
+    <w:lsdException w:name="Light Grid Accent 3" w:uiPriority="62"/>
+    <w:lsdException w:name="Medium Shading 1 Accent 3" w:uiPriority="63"/>
+    <w:lsdException w:name="Medium Shading 2 Accent 3" w:uiPriority="64"/>
+    <w:lsdException w:name="Medium List 1 Accent 3" w:uiPriority="65"/>
+    <w:lsdException w:name="Medium List 2 Accent 3" w:uiPriority="66"/>
+    <w:lsdException w:name="Medium Grid 1 Accent 3" w:uiPriority="67"/>
+    <w:lsdException w:name="Medium Grid 2 Accent 3" w:uiPriority="68"/>
+    <w:lsdException w:name="Medium Grid 3 Accent 3" w:uiPriority="69"/>
+    <w:lsdException w:name="Dark List Accent 3" w:uiPriority="70"/>
+    <w:lsdException w:name="Colorful Shading Accent 3" w:uiPriority="71"/>
+    <w:lsdException w:name="Colorful List Accent 3" w:uiPriority="72"/>
+    <w:lsdException w:name="Colorful Grid Accent 3" w:uiPriority="73"/>
+    <w:lsdException w:name="Light Shading Accent 4" w:uiPriority="60"/>
+    <w:lsdException w:name="Light List Accent 4" w:uiPriority="61"/>
+    <w:lsdException w:name="Light Grid Accent 4" w:uiPriority="62"/>
+    <w:lsdException w:name="Medium Shading 1 Accent 4" w:uiPriority="63"/>
+    <w:lsdException w:name="Medium Shading 2 Accent 4" w:uiPriority="64"/>
+    <w:lsdException w:name="Medium List 1 Accent 4" w:uiPriority="65"/>
+    <w:lsdException w:name="Medium List 2 Accent 4" w:uiPriority="66"/>
+    <w:lsdException w:name="Medium Grid 1 Accent 4" w:uiPriority="67"/>
+    <w:lsdException w:name="Medium Grid 2 Accent 4" w:uiPriority="68"/>
+    <w:lsdException w:name="Medium Grid 3 Accent 4" w:uiPriority="69"/>
+    <w:lsdException w:name="Dark List Accent 4" w:uiPriority="70"/>
+    <w:lsdException w:name="Colorful Shading Accent 4" w:uiPriority="71"/>
+    <w:lsdException w:name="Colorful List Accent 4" w:uiPriority="72"/>
+    <w:lsdException w:name="Colorful Grid Accent 4" w:uiPriority="73"/>
+    <w:lsdException w:name="Light Shading Accent 5" w:uiPriority="60"/>
+    <w:lsdException w:name="Light List Accent 5" w:uiPriority="61"/>
+    <w:lsdException w:name="Light Grid Accent 5" w:uiPriority="62"/>
+    <w:lsdException w:name="Medium Shading 1 Accent 5" w:uiPriority="63"/>
+    <w:lsdException w:name="Medium Shading 2 Accent 5" w:uiPriority="64"/>
+    <w:lsdException w:name="Medium List 1 Accent 5" w:uiPriority="65"/>
+    <w:lsdException w:name="Medium List 2 Accent 5" w:uiPriority="66"/>
+    <w:lsdException w:name="Medium Grid 1 Accent 5" w:uiPriority="67"/>
+    <w:lsdException w:name="Medium Grid 2 Accent 5" w:uiPriority="68"/>
+    <w:lsdException w:name="Medium Grid 3 Accent 5" w:uiPriority="69"/>
+    <w:lsdException w:name="Dark List Accent 5" w:uiPriority="70"/>
+    <w:lsdException w:name="Colorful Shading Accent 5" w:uiPriority="71"/>
+    <w:lsdException w:name="Colorful List Accent 5" w:uiPriority="72"/>
+    <w:lsdException w:name="Colorful Grid Accent 5" w:uiPriority="73"/>
+    <w:lsdException w:name="Light Shading Accent 6" w:uiPriority="60"/>
+    <w:lsdException w:name="Light List Accent 6" w:uiPriority="61"/>
+    <w:lsdException w:name="Light Grid Accent 6" w:uiPriority="62"/>
+    <w:lsdException w:name="Medium Shading 1 Accent 6" w:uiPriority="63"/>
+    <w:lsdException w:name="Medium Shading 2 Accent 6" w:uiPriority="64"/>
+    <w:lsdException w:name="Medium List 1 Accent 6" w:uiPriority="65"/>
+    <w:lsdException w:name="Medium List 2 Accent 6" w:uiPriority="66"/>
+    <w:lsdException w:name="Medium Grid 1 Accent 6" w:uiPriority="67"/>
+    <w:lsdException w:name="Medium Grid 2 Accent 6" w:uiPriority="68"/>
+    <w:lsdException w:name="Medium Grid 3 Accent 6" w:uiPriority="69"/>
+    <w:lsdException w:name="Dark List Accent 6" w:uiPriority="70"/>
+    <w:lsdException w:name="Colorful Shading Accent 6" w:uiPriority="71"/>
+    <w:lsdException w:name="Colorful List Accent 6" w:uiPriority="72"/>
+    <w:lsdException w:name="Colorful Grid Accent 6" w:uiPriority="73"/>
+    <w:lsdException w:name="Subtle Emphasis" w:uiPriority="19" w:qFormat="1"/>
+    <w:lsdException w:name="Intense Emphasis" w:uiPriority="21" w:qFormat="1"/>
+    <w:lsdException w:name="Subtle Reference" w:uiPriority="31" w:qFormat="1"/>
+    <w:lsdException w:name="Intense Reference" w:uiPriority="32" w:qFormat="1"/>
+    <w:lsdException w:name="Book Title" w:uiPriority="33" w:qFormat="1"/>
+    <w:lsdException w:name="Bibliography" w:semiHidden="1" w:uiPriority="37" w:unhideWhenUsed="1"/>
+    <w:lsdException w:name="TOC Heading" w:semiHidden="1" w:uiPriority="39" w:unhideWhenUsed="1" w:qFormat="1"/>
+    <w:lsdException w:name="Plain Table 1" w:uiPriority="41"/>
+    <w:lsdException w:name="Plain Table 2" w:uiPriority="42"/>
+    <w:lsdException w:name="Plain Table 3" w:uiPriority="43"/>
+    <w:lsdException w:name="Plain Table 4" w:uiPriority="44"/>
+    <w:lsdException w:name="Plain Table 5" w:uiPriority="45"/>
+    <w:lsdException w:name="Grid Table Light" w:uiPriority="40"/>
+    <w:lsdException w:name="Grid Table 1 Light" w:uiPriority="46"/>
+    <w:lsdException w:name="Grid Table 2" w:uiPriority="47"/>
+    <w:lsdException w:name="Grid Table 3" w:uiPriority="48"/>
+    <w:lsdException w:name="Grid Table 4" w:uiPriority="49"/>
+    <w:lsdException w:name="Grid Table 5 Dark" w:uiPriority="50"/>
+    <w:lsdException w:name="Grid Table 6 Colorful" w:uiPriority="51"/>
+    <w:lsdException w:name="Grid Table 7 Colorful" w:uiPriority="52"/>
+    <w:lsdException w:name="Grid Table 1 Light Accent 1" w:uiPriority="46"/>
+    <w:lsdException w:name="Grid Table 2 Accent 1" w:uiPriority="47"/>
+    <w:lsdException w:name="Grid Table 3 Accent 1" w:uiPriority="48"/>
+    <w:lsdException w:name="Grid Table 4 Accent 1" w:uiPriority="49"/>
+    <w:lsdException w:name="Grid Table 5 Dark Accent 1" w:uiPriority="50"/>
+    <w:lsdException w:name="Grid Table 6 Colorful Accent 1" w:uiPriority="51"/>
+    <w:lsdException w:name="Grid Table 7 Colorful Accent 1" w:uiPriority="52"/>
+    <w:lsdException w:name="Grid Table 1 Light Accent 2" w:uiPriority="46"/>
+    <w:lsdException w:name="Grid Table 2 Accent 2" w:uiPriority="47"/>
+    <w:lsdException w:name="Grid Table 3 Accent 2" w:uiPriority="48"/>
+    <w:lsdException w:name="Grid Table 4 Accent 2" w:uiPriority="49"/>
+    <w:lsdException w:name="Grid Table 5 Dark Accent 2" w:uiPriority="50"/>
+    <w:lsdException w:name="Grid Table 6 Colorful Accent 2" w:uiPriority="51"/>
+    <w:lsdException w:name="Grid Table 7 Colorful Accent 2" w:uiPriority="52"/>
+    <w:lsdException w:name="Grid Table 1 Light Accent 3" w:uiPriority="46"/>
+    <w:lsdException w:name="Grid Table 2 Accent 3" w:uiPriority="47"/>
+    <w:lsdException w:name="Grid Table 3 Accent 3" w:uiPriority="48"/>
+    <w:lsdException w:name="Grid Table 4 Accent 3" w:uiPriority="49"/>
+    <w:lsdException w:name="Grid Table 5 Dark Accent 3" w:uiPriority="50"/>
+    <w:lsdException w:name="Grid Table 6 Colorful Accent 3" w:uiPriority="51"/>
+    <w:lsdException w:name="Grid Table 7 Colorful Accent 3" w:uiPriority="52"/>
+    <w:lsdException w:name="Grid Table 1 Light Accent 4" w:uiPriority="46"/>
+    <w:lsdException w:name="Grid Table 2 Accent 4" w:uiPriority="47"/>
+    <w:lsdException w:name="Grid Table 3 Accent 4" w:uiPriority="48"/>
+    <w:lsdException w:name="Grid Table 4 Accent 4" w:uiPriority="49"/>
+    <w:lsdException w:name="Grid Table 5 Dark Accent 4" w:uiPriority="50"/>
+    <w:lsdException w:name="Grid Table 6 Colorful Accent 4" w:uiPriority="51"/>
+    <w:lsdException w:name="Grid Table 7 Colorful Accent 4" w:uiPriority="52"/>
+    <w:lsdException w:name="Grid Table 1 Light Accent 5" w:uiPriority="46"/>
+    <w:lsdException w:name="Grid Table 2 Accent 5" w:uiPriority="47"/>
+    <w:lsdException w:name="Grid Table 3 Accent 5" w:uiPriority="48"/>
+    <w:lsdException w:name="Grid Table 4 Accent 5" w:uiPriority="49"/>
+    <w:lsdException w:name="Grid Table 5 Dark Accent 5" w:uiPriority="50"/>
+    <w:lsdException w:name="Grid Table 6 Colorful Accent 5" w:uiPriority="51"/>
+    <w:lsdException w:name="Grid Table 7 Colorful Accent 5" w:uiPriority="52"/>
+    <w:lsdException w:name="Grid Table 1 Light Accent 6" w:uiPriority="46"/>
+    <w:lsdException w:name="Grid Table 2 Accent 6" w:uiPriority="47"/>
+    <w:lsdException w:name="Grid Table 3 Accent 6" w:uiPriority="48"/>
+    <w:lsdException w:name="Grid Table 4 Accent 6" w:uiPriority="49"/>
+    <w:lsdException w:name="Grid Table 5 Dark Accent 6" w:uiPriority="50"/>
+    <w:lsdException w:name="Grid Table 6 Colorful Accent 6" w:uiPriority="51"/>
+    <w:lsdException w:name="Grid Table 7 Colorful Accent 6" w:uiPriority="52"/>
+    <w:lsdException w:name="List Table 1 Light" w:uiPriority="46"/>
+    <w:lsdException w:name="List Table 2" w:uiPriority="47"/>
+    <w:lsdException w:name="List Table 3" w:uiPriority="48"/>
+    <w:lsdException w:name="List Table 4" w:uiPriority="49"/>
+    <w:lsdException w:name="List Table 5 Dark" w:uiPriority="50"/>
+    <w:lsdException w:name="List Table 6 Colorful" w:uiPriority="51"/>
+    <w:lsdException w:name="List Table 7 Colorful" w:uiPriority="52"/>
+    <w:lsdException w:name="List Table 1 Light Accent 1" w:uiPriority="46"/>
+    <w:lsdException w:name="List Table 2 Accent 1" w:uiPriority="47"/>
+    <w:lsdException w:name="List Table 3 Accent 1" w:uiPriority="48"/>
+    <w:lsdException w:name="List Table 4 Accent 1" w:uiPriority="49"/>
+    <w:lsdException w:name="List Table 5 Dark Accent 1" w:uiPriority="50"/>
+    <w:lsdException w:name="List Table 6 Colorful Accent 1" w:uiPriority="51"/>
+    <w:lsdException w:name="List Table 7 Colorful Accent 1" w:uiPriority="52"/>
+    <w:lsdException w:name="List Table 1 Light Accent 2" w:uiPriority="46"/>
+    <w:lsdException w:name="List Table 2 Accent 2" w:uiPriority="47"/>
+    <w:lsdException w:name="List Table 3 Accent 2" w:uiPriority="48"/>
+    <w:lsdException w:name="List Table 4 Accent 2" w:uiPriority="49"/>
+    <w:lsdException w:name="List Table 5 Dark Accent 2" w:uiPriority="50"/>
+    <w:lsdException w:name="List Table 6 Colorful Accent 2" w:uiPriority="51"/>
+    <w:lsdException w:name="List Table 7 Colorful Accent 2" w:uiPriority="52"/>
+    <w:lsdException w:name="List Table 1 Light Accent 3" w:uiPriority="46"/>
+    <w:lsdException w:name="List Table 2 Accent 3" w:uiPriority="47"/>
+    <w:lsdException w:name="List Table 3 Accent 3" w:uiPriority="48"/>
+    <w:lsdException w:name="List Table 4 Accent 3" w:uiPriority="49"/>
+    <w:lsdException w:name="List Table 5 Dark Accent 3" w:uiPriority="50"/>
+    <w:lsdException w:name="List Table 6 Colorful Accent 3" w:uiPriority="51"/>
+    <w:lsdException w:name="List Table 7 Colorful Accent 3" w:uiPriority="52"/>
+    <w:lsdException w:name="List Table 1 Light Accent 4" w:uiPriority="46"/>
+    <w:lsdException w:name="List Table 2 Accent 4" w:uiPriority="47"/>
+    <w:lsdException w:name="List Table 3 Accent 4" w:uiPriority="48"/>
+    <w:lsdException w:name="List Table 4 Accent 4" w:uiPriority="49"/>
+    <w:lsdException w:name="List Table 5 Dark Accent 4" w:uiPriority="50"/>
+    <w:lsdException w:name="List Table 6 Colorful Accent 4" w:uiPriority="51"/>
+    <w:lsdException w:name="List Table 7 Colorful Accent 4" w:uiPriority="52"/>
+    <w:lsdException w:name="List Table 1 Light Accent 5" w:uiPriority="46"/>
+    <w:lsdException w:name="List Table 2 Accent 5" w:uiPriority="47"/>
+    <w:lsdException w:name="List Table 3 Accent 5" w:uiPriority="48"/>
+    <w:lsdException w:name="List Table 4 Accent 5" w:uiPriority="49"/>
+    <w:lsdException w:name="List Table 5 Dark Accent 5" w:uiPriority="50"/>
+    <w:lsdException w:name="List Table 6 Colorful Accent 5" w:uiPriority="51"/>
+    <w:lsdException w:name="List Table 7 Colorful Accent 5" w:uiPriority="52"/>
+    <w:lsdException w:name="List Table 1 Light Accent 6" w:uiPriority="46"/>
+    <w:lsdException w:name="List Table 2 Accent 6" w:uiPriority="47"/>
+    <w:lsdException w:name="List Table 3 Accent 6" w:uiPriority="48"/>
+    <w:lsdException w:name="List Table 4 Accent 6" w:uiPriority="49"/>
+    <w:lsdException w:name="List Table 5 Dark Accent 6" w:uiPriority="50"/>
+    <w:lsdException w:name="List Table 6 Colorful Accent 6" w:uiPriority="51"/>
+    <w:lsdException w:name="List Table 7 Colorful Accent 6" w:uiPriority="52"/>
+    <w:lsdException w:name="Mention" w:semiHidden="1" w:unhideWhenUsed="1"/>
+    <w:lsdException w:name="Smart Hyperlink" w:semiHidden="1" w:unhideWhenUsed="1"/>
+    <w:lsdException w:name="Hashtag" w:semiHidden="1" w:unhideWhenUsed="1"/>
+    <w:lsdException w:name="Unresolved Mention" w:semiHidden="1" w:unhideWhenUsed="1"/>
+    <w:lsdException w:name="Smart Link" w:semiHidden="1" w:unhideWhenUsed="1"/>
   </w:latentStyles>
   <w:style w:type="paragraph" w:default="1" w:styleId="a">
     <w:name w:val="Normal"/>
@@ -2500,196 +2891,67 @@
     <w:semiHidden/>
     <w:unhideWhenUsed/>
   </w:style>
-</w:styles>
-</file>
-
-<file path=word/stylesWithEffects.xml><?xml version="1.0" encoding="utf-8"?>
-<w:styles xmlns:wpc="http://schemas.microsoft.com/office/word/2010/wordprocessingCanvas" xmlns:mc="http://schemas.openxmlformats.org/markup-compatibility/2006" xmlns:o="urn:schemas-microsoft-com:office:office" xmlns:r="http://schemas.openxmlformats.org/officeDocument/2006/relationships" xmlns:m="http://schemas.openxmlformats.org/officeDocument/2006/math" xmlns:v="urn:schemas-microsoft-com:vml" xmlns:wp14="http://schemas.microsoft.com/office/word/2010/wordprocessingDrawing" xmlns:wp="http://schemas.openxmlformats.org/drawingml/2006/wordprocessingDrawing" xmlns:w10="urn:schemas-microsoft-com:office:word" xmlns:w="http://schemas.openxmlformats.org/wordprocessingml/2006/main" xmlns:w14="http://schemas.microsoft.com/office/word/2010/wordml" xmlns:wpg="http://schemas.microsoft.com/office/word/2010/wordprocessingGroup" xmlns:wpi="http://schemas.microsoft.com/office/word/2010/wordprocessingInk" xmlns:wne="http://schemas.microsoft.com/office/word/2006/wordml" xmlns:wps="http://schemas.microsoft.com/office/word/2010/wordprocessingShape" mc:Ignorable="w14 wp14">
-  <w:docDefaults>
-    <w:rPrDefault>
-      <w:rPr>
-        <w:rFonts w:asciiTheme="minorHAnsi" w:eastAsiaTheme="minorEastAsia" w:hAnsiTheme="minorHAnsi" w:cstheme="minorBidi"/>
-        <w:kern w:val="2"/>
-        <w:sz w:val="21"/>
-        <w:szCs w:val="22"/>
-        <w:lang w:val="en-US" w:eastAsia="zh-CN" w:bidi="ar-SA"/>
-      </w:rPr>
-    </w:rPrDefault>
-    <w:pPrDefault/>
-  </w:docDefaults>
-  <w:latentStyles w:defLockedState="0" w:defUIPriority="99" w:defSemiHidden="1" w:defUnhideWhenUsed="1" w:defQFormat="0" w:count="267">
-    <w:lsdException w:name="Normal" w:semiHidden="0" w:uiPriority="0" w:unhideWhenUsed="0" w:qFormat="1"/>
-    <w:lsdException w:name="heading 1" w:semiHidden="0" w:uiPriority="9" w:unhideWhenUsed="0" w:qFormat="1"/>
-    <w:lsdException w:name="heading 2" w:uiPriority="9" w:qFormat="1"/>
-    <w:lsdException w:name="heading 3" w:uiPriority="9" w:qFormat="1"/>
-    <w:lsdException w:name="heading 4" w:uiPriority="9" w:qFormat="1"/>
-    <w:lsdException w:name="heading 5" w:uiPriority="9" w:qFormat="1"/>
-    <w:lsdException w:name="heading 6" w:uiPriority="9" w:qFormat="1"/>
-    <w:lsdException w:name="heading 7" w:uiPriority="9" w:qFormat="1"/>
-    <w:lsdException w:name="heading 8" w:uiPriority="9" w:qFormat="1"/>
-    <w:lsdException w:name="heading 9" w:uiPriority="9" w:qFormat="1"/>
-    <w:lsdException w:name="toc 1" w:uiPriority="39"/>
-    <w:lsdException w:name="toc 2" w:uiPriority="39"/>
-    <w:lsdException w:name="toc 3" w:uiPriority="39"/>
-    <w:lsdException w:name="toc 4" w:uiPriority="39"/>
-    <w:lsdException w:name="toc 5" w:uiPriority="39"/>
-    <w:lsdException w:name="toc 6" w:uiPriority="39"/>
-    <w:lsdException w:name="toc 7" w:uiPriority="39"/>
-    <w:lsdException w:name="toc 8" w:uiPriority="39"/>
-    <w:lsdException w:name="toc 9" w:uiPriority="39"/>
-    <w:lsdException w:name="caption" w:uiPriority="35" w:qFormat="1"/>
-    <w:lsdException w:name="Title" w:semiHidden="0" w:uiPriority="10" w:unhideWhenUsed="0" w:qFormat="1"/>
-    <w:lsdException w:name="Default Paragraph Font" w:uiPriority="1"/>
-    <w:lsdException w:name="Subtitle" w:semiHidden="0" w:uiPriority="11" w:unhideWhenUsed="0" w:qFormat="1"/>
-    <w:lsdException w:name="Strong" w:semiHidden="0" w:uiPriority="22" w:unhideWhenUsed="0" w:qFormat="1"/>
-    <w:lsdException w:name="Emphasis" w:semiHidden="0" w:uiPriority="20" w:unhideWhenUsed="0" w:qFormat="1"/>
-    <w:lsdException w:name="Table Grid" w:semiHidden="0" w:uiPriority="59" w:unhideWhenUsed="0"/>
-    <w:lsdException w:name="Placeholder Text" w:unhideWhenUsed="0"/>
-    <w:lsdException w:name="No Spacing" w:semiHidden="0" w:uiPriority="1" w:unhideWhenUsed="0" w:qFormat="1"/>
-    <w:lsdException w:name="Light Shading" w:semiHidden="0" w:uiPriority="60" w:unhideWhenUsed="0"/>
-    <w:lsdException w:name="Light List" w:semiHidden="0" w:uiPriority="61" w:unhideWhenUsed="0"/>
-    <w:lsdException w:name="Light Grid" w:semiHidden="0" w:uiPriority="62" w:unhideWhenUsed="0"/>
-    <w:lsdException w:name="Medium Shading 1" w:semiHidden="0" w:uiPriority="63" w:unhideWhenUsed="0"/>
-    <w:lsdException w:name="Medium Shading 2" w:semiHidden="0" w:uiPriority="64" w:unhideWhenUsed="0"/>
-    <w:lsdException w:name="Medium List 1" w:semiHidden="0" w:uiPriority="65" w:unhideWhenUsed="0"/>
-    <w:lsdException w:name="Medium List 2" w:semiHidden="0" w:uiPriority="66" w:unhideWhenUsed="0"/>
-    <w:lsdException w:name="Medium Grid 1" w:semiHidden="0" w:uiPriority="67" w:unhideWhenUsed="0"/>
-    <w:lsdException w:name="Medium Grid 2" w:semiHidden="0" w:uiPriority="68" w:unhideWhenUsed="0"/>
-    <w:lsdException w:name="Medium Grid 3" w:semiHidden="0" w:uiPriority="69" w:unhideWhenUsed="0"/>
-    <w:lsdException w:name="Dark List" w:semiHidden="0" w:uiPriority="70" w:unhideWhenUsed="0"/>
-    <w:lsdException w:name="Colorful Shading" w:semiHidden="0" w:uiPriority="71" w:unhideWhenUsed="0"/>
-    <w:lsdException w:name="Colorful List" w:semiHidden="0" w:uiPriority="72" w:unhideWhenUsed="0"/>
-    <w:lsdException w:name="Colorful Grid" w:semiHidden="0" w:uiPriority="73" w:unhideWhenUsed="0"/>
-    <w:lsdException w:name="Light Shading Accent 1" w:semiHidden="0" w:uiPriority="60" w:unhideWhenUsed="0"/>
-    <w:lsdException w:name="Light List Accent 1" w:semiHidden="0" w:uiPriority="61" w:unhideWhenUsed="0"/>
-    <w:lsdException w:name="Light Grid Accent 1" w:semiHidden="0" w:uiPriority="62" w:unhideWhenUsed="0"/>
-    <w:lsdException w:name="Medium Shading 1 Accent 1" w:semiHidden="0" w:uiPriority="63" w:unhideWhenUsed="0"/>
-    <w:lsdException w:name="Medium Shading 2 Accent 1" w:semiHidden="0" w:uiPriority="64" w:unhideWhenUsed="0"/>
-    <w:lsdException w:name="Medium List 1 Accent 1" w:semiHidden="0" w:uiPriority="65" w:unhideWhenUsed="0"/>
-    <w:lsdException w:name="Revision" w:unhideWhenUsed="0"/>
-    <w:lsdException w:name="List Paragraph" w:semiHidden="0" w:uiPriority="34" w:unhideWhenUsed="0" w:qFormat="1"/>
-    <w:lsdException w:name="Quote" w:semiHidden="0" w:uiPriority="29" w:unhideWhenUsed="0" w:qFormat="1"/>
-    <w:lsdException w:name="Intense Quote" w:semiHidden="0" w:uiPriority="30" w:unhideWhenUsed="0" w:qFormat="1"/>
-    <w:lsdException w:name="Medium List 2 Accent 1" w:semiHidden="0" w:uiPriority="66" w:unhideWhenUsed="0"/>
-    <w:lsdException w:name="Medium Grid 1 Accent 1" w:semiHidden="0" w:uiPriority="67" w:unhideWhenUsed="0"/>
-    <w:lsdException w:name="Medium Grid 2 Accent 1" w:semiHidden="0" w:uiPriority="68" w:unhideWhenUsed="0"/>
-    <w:lsdException w:name="Medium Grid 3 Accent 1" w:semiHidden="0" w:uiPriority="69" w:unhideWhenUsed="0"/>
-    <w:lsdException w:name="Dark List Accent 1" w:semiHidden="0" w:uiPriority="70" w:unhideWhenUsed="0"/>
-    <w:lsdException w:name="Colorful Shading Accent 1" w:semiHidden="0" w:uiPriority="71" w:unhideWhenUsed="0"/>
-    <w:lsdException w:name="Colorful List Accent 1" w:semiHidden="0" w:uiPriority="72" w:unhideWhenUsed="0"/>
-    <w:lsdException w:name="Colorful Grid Accent 1" w:semiHidden="0" w:uiPriority="73" w:unhideWhenUsed="0"/>
-    <w:lsdException w:name="Light Shading Accent 2" w:semiHidden="0" w:uiPriority="60" w:unhideWhenUsed="0"/>
-    <w:lsdException w:name="Light List Accent 2" w:semiHidden="0" w:uiPriority="61" w:unhideWhenUsed="0"/>
-    <w:lsdException w:name="Light Grid Accent 2" w:semiHidden="0" w:uiPriority="62" w:unhideWhenUsed="0"/>
-    <w:lsdException w:name="Medium Shading 1 Accent 2" w:semiHidden="0" w:uiPriority="63" w:unhideWhenUsed="0"/>
-    <w:lsdException w:name="Medium Shading 2 Accent 2" w:semiHidden="0" w:uiPriority="64" w:unhideWhenUsed="0"/>
-    <w:lsdException w:name="Medium List 1 Accent 2" w:semiHidden="0" w:uiPriority="65" w:unhideWhenUsed="0"/>
-    <w:lsdException w:name="Medium List 2 Accent 2" w:semiHidden="0" w:uiPriority="66" w:unhideWhenUsed="0"/>
-    <w:lsdException w:name="Medium Grid 1 Accent 2" w:semiHidden="0" w:uiPriority="67" w:unhideWhenUsed="0"/>
-    <w:lsdException w:name="Medium Grid 2 Accent 2" w:semiHidden="0" w:uiPriority="68" w:unhideWhenUsed="0"/>
-    <w:lsdException w:name="Medium Grid 3 Accent 2" w:semiHidden="0" w:uiPriority="69" w:unhideWhenUsed="0"/>
-    <w:lsdException w:name="Dark List Accent 2" w:semiHidden="0" w:uiPriority="70" w:unhideWhenUsed="0"/>
-    <w:lsdException w:name="Colorful Shading Accent 2" w:semiHidden="0" w:uiPriority="71" w:unhideWhenUsed="0"/>
-    <w:lsdException w:name="Colorful List Accent 2" w:semiHidden="0" w:uiPriority="72" w:unhideWhenUsed="0"/>
-    <w:lsdException w:name="Colorful Grid Accent 2" w:semiHidden="0" w:uiPriority="73" w:unhideWhenUsed="0"/>
-    <w:lsdException w:name="Light Shading Accent 3" w:semiHidden="0" w:uiPriority="60" w:unhideWhenUsed="0"/>
-    <w:lsdException w:name="Light List Accent 3" w:semiHidden="0" w:uiPriority="61" w:unhideWhenUsed="0"/>
-    <w:lsdException w:name="Light Grid Accent 3" w:semiHidden="0" w:uiPriority="62" w:unhideWhenUsed="0"/>
-    <w:lsdException w:name="Medium Shading 1 Accent 3" w:semiHidden="0" w:uiPriority="63" w:unhideWhenUsed="0"/>
-    <w:lsdException w:name="Medium Shading 2 Accent 3" w:semiHidden="0" w:uiPriority="64" w:unhideWhenUsed="0"/>
-    <w:lsdException w:name="Medium List 1 Accent 3" w:semiHidden="0" w:uiPriority="65" w:unhideWhenUsed="0"/>
-    <w:lsdException w:name="Medium List 2 Accent 3" w:semiHidden="0" w:uiPriority="66" w:unhideWhenUsed="0"/>
-    <w:lsdException w:name="Medium Grid 1 Accent 3" w:semiHidden="0" w:uiPriority="67" w:unhideWhenUsed="0"/>
-    <w:lsdException w:name="Medium Grid 2 Accent 3" w:semiHidden="0" w:uiPriority="68" w:unhideWhenUsed="0"/>
-    <w:lsdException w:name="Medium Grid 3 Accent 3" w:semiHidden="0" w:uiPriority="69" w:unhideWhenUsed="0"/>
-    <w:lsdException w:name="Dark List Accent 3" w:semiHidden="0" w:uiPriority="70" w:unhideWhenUsed="0"/>
-    <w:lsdException w:name="Colorful Shading Accent 3" w:semiHidden="0" w:uiPriority="71" w:unhideWhenUsed="0"/>
-    <w:lsdException w:name="Colorful List Accent 3" w:semiHidden="0" w:uiPriority="72" w:unhideWhenUsed="0"/>
-    <w:lsdException w:name="Colorful Grid Accent 3" w:semiHidden="0" w:uiPriority="73" w:unhideWhenUsed="0"/>
-    <w:lsdException w:name="Light Shading Accent 4" w:semiHidden="0" w:uiPriority="60" w:unhideWhenUsed="0"/>
-    <w:lsdException w:name="Light List Accent 4" w:semiHidden="0" w:uiPriority="61" w:unhideWhenUsed="0"/>
-    <w:lsdException w:name="Light Grid Accent 4" w:semiHidden="0" w:uiPriority="62" w:unhideWhenUsed="0"/>
-    <w:lsdException w:name="Medium Shading 1 Accent 4" w:semiHidden="0" w:uiPriority="63" w:unhideWhenUsed="0"/>
-    <w:lsdException w:name="Medium Shading 2 Accent 4" w:semiHidden="0" w:uiPriority="64" w:unhideWhenUsed="0"/>
-    <w:lsdException w:name="Medium List 1 Accent 4" w:semiHidden="0" w:uiPriority="65" w:unhideWhenUsed="0"/>
-    <w:lsdException w:name="Medium List 2 Accent 4" w:semiHidden="0" w:uiPriority="66" w:unhideWhenUsed="0"/>
-    <w:lsdException w:name="Medium Grid 1 Accent 4" w:semiHidden="0" w:uiPriority="67" w:unhideWhenUsed="0"/>
-    <w:lsdException w:name="Medium Grid 2 Accent 4" w:semiHidden="0" w:uiPriority="68" w:unhideWhenUsed="0"/>
-    <w:lsdException w:name="Medium Grid 3 Accent 4" w:semiHidden="0" w:uiPriority="69" w:unhideWhenUsed="0"/>
-    <w:lsdException w:name="Dark List Accent 4" w:semiHidden="0" w:uiPriority="70" w:unhideWhenUsed="0"/>
-    <w:lsdException w:name="Colorful Shading Accent 4" w:semiHidden="0" w:uiPriority="71" w:unhideWhenUsed="0"/>
-    <w:lsdException w:name="Colorful List Accent 4" w:semiHidden="0" w:uiPriority="72" w:unhideWhenUsed="0"/>
-    <w:lsdException w:name="Colorful Grid Accent 4" w:semiHidden="0" w:uiPriority="73" w:unhideWhenUsed="0"/>
-    <w:lsdException w:name="Light Shading Accent 5" w:semiHidden="0" w:uiPriority="60" w:unhideWhenUsed="0"/>
-    <w:lsdException w:name="Light List Accent 5" w:semiHidden="0" w:uiPriority="61" w:unhideWhenUsed="0"/>
-    <w:lsdException w:name="Light Grid Accent 5" w:semiHidden="0" w:uiPriority="62" w:unhideWhenUsed="0"/>
-    <w:lsdException w:name="Medium Shading 1 Accent 5" w:semiHidden="0" w:uiPriority="63" w:unhideWhenUsed="0"/>
-    <w:lsdException w:name="Medium Shading 2 Accent 5" w:semiHidden="0" w:uiPriority="64" w:unhideWhenUsed="0"/>
-    <w:lsdException w:name="Medium List 1 Accent 5" w:semiHidden="0" w:uiPriority="65" w:unhideWhenUsed="0"/>
-    <w:lsdException w:name="Medium List 2 Accent 5" w:semiHidden="0" w:uiPriority="66" w:unhideWhenUsed="0"/>
-    <w:lsdException w:name="Medium Grid 1 Accent 5" w:semiHidden="0" w:uiPriority="67" w:unhideWhenUsed="0"/>
-    <w:lsdException w:name="Medium Grid 2 Accent 5" w:semiHidden="0" w:uiPriority="68" w:unhideWhenUsed="0"/>
-    <w:lsdException w:name="Medium Grid 3 Accent 5" w:semiHidden="0" w:uiPriority="69" w:unhideWhenUsed="0"/>
-    <w:lsdException w:name="Dark List Accent 5" w:semiHidden="0" w:uiPriority="70" w:unhideWhenUsed="0"/>
-    <w:lsdException w:name="Colorful Shading Accent 5" w:semiHidden="0" w:uiPriority="71" w:unhideWhenUsed="0"/>
-    <w:lsdException w:name="Colorful List Accent 5" w:semiHidden="0" w:uiPriority="72" w:unhideWhenUsed="0"/>
-    <w:lsdException w:name="Colorful Grid Accent 5" w:semiHidden="0" w:uiPriority="73" w:unhideWhenUsed="0"/>
-    <w:lsdException w:name="Light Shading Accent 6" w:semiHidden="0" w:uiPriority="60" w:unhideWhenUsed="0"/>
-    <w:lsdException w:name="Light List Accent 6" w:semiHidden="0" w:uiPriority="61" w:unhideWhenUsed="0"/>
-    <w:lsdException w:name="Light Grid Accent 6" w:semiHidden="0" w:uiPriority="62" w:unhideWhenUsed="0"/>
-    <w:lsdException w:name="Medium Shading 1 Accent 6" w:semiHidden="0" w:uiPriority="63" w:unhideWhenUsed="0"/>
-    <w:lsdException w:name="Medium Shading 2 Accent 6" w:semiHidden="0" w:uiPriority="64" w:unhideWhenUsed="0"/>
-    <w:lsdException w:name="Medium List 1 Accent 6" w:semiHidden="0" w:uiPriority="65" w:unhideWhenUsed="0"/>
-    <w:lsdException w:name="Medium List 2 Accent 6" w:semiHidden="0" w:uiPriority="66" w:unhideWhenUsed="0"/>
-    <w:lsdException w:name="Medium Grid 1 Accent 6" w:semiHidden="0" w:uiPriority="67" w:unhideWhenUsed="0"/>
-    <w:lsdException w:name="Medium Grid 2 Accent 6" w:semiHidden="0" w:uiPriority="68" w:unhideWhenUsed="0"/>
-    <w:lsdException w:name="Medium Grid 3 Accent 6" w:semiHidden="0" w:uiPriority="69" w:unhideWhenUsed="0"/>
-    <w:lsdException w:name="Dark List Accent 6" w:semiHidden="0" w:uiPriority="70" w:unhideWhenUsed="0"/>
-    <w:lsdException w:name="Colorful Shading Accent 6" w:semiHidden="0" w:uiPriority="71" w:unhideWhenUsed="0"/>
-    <w:lsdException w:name="Colorful List Accent 6" w:semiHidden="0" w:uiPriority="72" w:unhideWhenUsed="0"/>
-    <w:lsdException w:name="Colorful Grid Accent 6" w:semiHidden="0" w:uiPriority="73" w:unhideWhenUsed="0"/>
-    <w:lsdException w:name="Subtle Emphasis" w:semiHidden="0" w:uiPriority="19" w:unhideWhenUsed="0" w:qFormat="1"/>
-    <w:lsdException w:name="Intense Emphasis" w:semiHidden="0" w:uiPriority="21" w:unhideWhenUsed="0" w:qFormat="1"/>
-    <w:lsdException w:name="Subtle Reference" w:semiHidden="0" w:uiPriority="31" w:unhideWhenUsed="0" w:qFormat="1"/>
-    <w:lsdException w:name="Intense Reference" w:semiHidden="0" w:uiPriority="32" w:unhideWhenUsed="0" w:qFormat="1"/>
-    <w:lsdException w:name="Book Title" w:semiHidden="0" w:uiPriority="33" w:unhideWhenUsed="0" w:qFormat="1"/>
-    <w:lsdException w:name="Bibliography" w:uiPriority="37"/>
-    <w:lsdException w:name="TOC Heading" w:uiPriority="39" w:qFormat="1"/>
-  </w:latentStyles>
-  <w:style w:type="paragraph" w:default="1" w:styleId="a">
-    <w:name w:val="Normal"/>
-    <w:qFormat/>
+  <w:style w:type="paragraph" w:styleId="a3">
+    <w:name w:val="header"/>
+    <w:basedOn w:val="a"/>
+    <w:link w:val="a4"/>
+    <w:uiPriority w:val="99"/>
+    <w:unhideWhenUsed/>
+    <w:rsid w:val="0076668F"/>
     <w:pPr>
-      <w:widowControl w:val="0"/>
-      <w:jc w:val="both"/>
+      <w:tabs>
+        <w:tab w:val="center" w:pos="4153"/>
+        <w:tab w:val="right" w:pos="8306"/>
+      </w:tabs>
+      <w:snapToGrid w:val="0"/>
+      <w:jc w:val="center"/>
     </w:pPr>
+    <w:rPr>
+      <w:sz w:val="18"/>
+      <w:szCs w:val="18"/>
+    </w:rPr>
   </w:style>
-  <w:style w:type="character" w:default="1" w:styleId="a0">
-    <w:name w:val="Default Paragraph Font"/>
-    <w:uiPriority w:val="1"/>
-    <w:semiHidden/>
+  <w:style w:type="character" w:customStyle="1" w:styleId="a4">
+    <w:name w:val="页眉 字符"/>
+    <w:basedOn w:val="a0"/>
+    <w:link w:val="a3"/>
+    <w:uiPriority w:val="99"/>
+    <w:rsid w:val="0076668F"/>
+    <w:rPr>
+      <w:sz w:val="18"/>
+      <w:szCs w:val="18"/>
+    </w:rPr>
+  </w:style>
+  <w:style w:type="paragraph" w:styleId="a5">
+    <w:name w:val="footer"/>
+    <w:basedOn w:val="a"/>
+    <w:link w:val="a6"/>
+    <w:uiPriority w:val="99"/>
     <w:unhideWhenUsed/>
+    <w:rsid w:val="0076668F"/>
+    <w:pPr>
+      <w:tabs>
+        <w:tab w:val="center" w:pos="4153"/>
+        <w:tab w:val="right" w:pos="8306"/>
+      </w:tabs>
+      <w:snapToGrid w:val="0"/>
+      <w:jc w:val="left"/>
+    </w:pPr>
+    <w:rPr>
+      <w:sz w:val="18"/>
+      <w:szCs w:val="18"/>
+    </w:rPr>
   </w:style>
-  <w:style w:type="table" w:default="1" w:styleId="a1">
-    <w:name w:val="Normal Table"/>
+  <w:style w:type="character" w:customStyle="1" w:styleId="a6">
+    <w:name w:val="页脚 字符"/>
+    <w:basedOn w:val="a0"/>
+    <w:link w:val="a5"/>
     <w:uiPriority w:val="99"/>
-    <w:semiHidden/>
-    <w:unhideWhenUsed/>
-    <w:tblPr>
-      <w:tblInd w:w="0" w:type="dxa"/>
-      <w:tblCellMar>
-        <w:top w:w="0" w:type="dxa"/>
-        <w:left w:w="108" w:type="dxa"/>
-        <w:bottom w:w="0" w:type="dxa"/>
-        <w:right w:w="108" w:type="dxa"/>
-      </w:tblCellMar>
-    </w:tblPr>
-  </w:style>
-  <w:style w:type="numbering" w:default="1" w:styleId="a2">
-    <w:name w:val="No List"/>
-    <w:uiPriority w:val="99"/>
-    <w:semiHidden/>
-    <w:unhideWhenUsed/>
+    <w:rsid w:val="0076668F"/>
+    <w:rPr>
+      <w:sz w:val="18"/>
+      <w:szCs w:val="18"/>
+    </w:rPr>
   </w:style>
 </w:styles>
 </file>
